--- a/MBRU/Bloopers_IncidentReports/MBRU Website Plan.docx
+++ b/MBRU/Bloopers_IncidentReports/MBRU Website Plan.docx
@@ -14,19 +14,18 @@
         </w:pBdr>
         <w:shd w:fill="auto" w:val="clear"/>
         <w:spacing w:after="120" w:before="0" w:line="275.9999942779541" w:lineRule="auto"/>
-        <w:jc w:val="center"/>
-        <w:rPr>
-          <w:rFonts w:ascii="Google Sans" w:cs="Google Sans" w:eastAsia="Google Sans" w:hAnsi="Google Sans"/>
-          <w:color w:val="1f1f1f"/>
-        </w:rPr>
-      </w:pPr>
-      <w:r>
-        <w:rPr>
-          <w:rFonts w:ascii="Google Sans" w:cs="Google Sans" w:eastAsia="Google Sans" w:hAnsi="Google Sans"/>
-          <w:color w:val="1f1f1f"/>
-          <w:rtl w:val="0"/>
-        </w:rPr>
-        <w:t xml:space="preserve">THE MBRU DIGITAL HUB: CHAOSISCANON.COM</w:t>
+        <w:rPr>
+          <w:rFonts w:ascii="Arial" w:cs="Arial" w:eastAsia="Arial" w:hAnsi="Arial"/>
+          <w:color w:val="1f1f1f"/>
+        </w:rPr>
+      </w:pPr>
+      <w:r>
+        <w:rPr>
+          <w:rFonts w:ascii="Arial" w:cs="Arial" w:eastAsia="Arial" w:hAnsi="Arial"/>
+          <w:color w:val="1f1f1f"/>
+          <w:rtl w:val="0"/>
+        </w:rPr>
+        <w:t xml:space="preserve">WEBSITE ARCHITECTURE: www.chaosiscanon.com</w:t>
       </w:r>
     </w:p>
     <w:p>
@@ -41,17 +40,62 @@
         <w:shd w:fill="auto" w:val="clear"/>
         <w:spacing w:after="240" w:line="275.9999942779541" w:lineRule="auto"/>
         <w:rPr>
-          <w:rFonts w:ascii="Google Sans" w:cs="Google Sans" w:eastAsia="Google Sans" w:hAnsi="Google Sans"/>
-          <w:color w:val="1f1f1f"/>
-        </w:rPr>
-      </w:pPr>
-      <w:r>
-        <w:rPr>
-          <w:rFonts w:ascii="Google Sans" w:cs="Google Sans" w:eastAsia="Google Sans" w:hAnsi="Google Sans"/>
-          <w:color w:val="1f1f1f"/>
-          <w:rtl w:val="0"/>
-        </w:rPr>
-        <w:t xml:space="preserve">"Where the beat is missing and the pixels are sentient."</w:t>
+          <w:rFonts w:ascii="Arial" w:cs="Arial" w:eastAsia="Arial" w:hAnsi="Arial"/>
+          <w:color w:val="1f1f1f"/>
+        </w:rPr>
+      </w:pPr>
+      <w:r>
+        <w:rPr>
+          <w:rFonts w:ascii="Arial" w:cs="Arial" w:eastAsia="Arial" w:hAnsi="Arial"/>
+          <w:b w:val="1"/>
+          <w:bCs w:val="1"/>
+          <w:color w:val="1f1f1f"/>
+          <w:rtl w:val="0"/>
+        </w:rPr>
+        <w:t xml:space="preserve">Theme:</w:t>
+      </w:r>
+      <w:r>
+        <w:rPr>
+          <w:rFonts w:ascii="Arial" w:cs="Arial" w:eastAsia="Arial" w:hAnsi="Arial"/>
+          <w:color w:val="1f1f1f"/>
+          <w:rtl w:val="0"/>
+        </w:rPr>
+        <w:t xml:space="preserve"> The Shadow Archive / MBRU Production Server</w:t>
+      </w:r>
+    </w:p>
+    <w:p>
+      <w:pPr>
+        <w:pBdr>
+          <w:top w:space="0" w:sz="0" w:val="nil"/>
+          <w:left w:space="0" w:sz="0" w:val="nil"/>
+          <w:bottom w:space="0" w:sz="0" w:val="nil"/>
+          <w:right w:space="0" w:sz="0" w:val="nil"/>
+          <w:between w:space="0" w:sz="0" w:val="nil"/>
+        </w:pBdr>
+        <w:shd w:fill="auto" w:val="clear"/>
+        <w:spacing w:after="240" w:line="275.9999942779541" w:lineRule="auto"/>
+        <w:rPr>
+          <w:rFonts w:ascii="Arial" w:cs="Arial" w:eastAsia="Arial" w:hAnsi="Arial"/>
+          <w:color w:val="1f1f1f"/>
+        </w:rPr>
+      </w:pPr>
+      <w:r>
+        <w:rPr>
+          <w:rFonts w:ascii="Arial" w:cs="Arial" w:eastAsia="Arial" w:hAnsi="Arial"/>
+          <w:b w:val="1"/>
+          <w:bCs w:val="1"/>
+          <w:color w:val="1f1f1f"/>
+          <w:rtl w:val="0"/>
+        </w:rPr>
+        <w:t xml:space="preserve">Vibe:</w:t>
+      </w:r>
+      <w:r>
+        <w:rPr>
+          <w:rFonts w:ascii="Arial" w:cs="Arial" w:eastAsia="Arial" w:hAnsi="Arial"/>
+          <w:color w:val="1f1f1f"/>
+          <w:rtl w:val="0"/>
+        </w:rPr>
+        <w:t xml:space="preserve"> "Unauthorized Personnel Only," Grainy Security Footage, Sarcastic, Fragmented.</w:t>
       </w:r>
     </w:p>
     <w:p>
@@ -67,17 +111,17 @@
         <w:shd w:fill="auto" w:val="clear"/>
         <w:spacing w:after="120" w:before="0" w:line="275.9999942779541" w:lineRule="auto"/>
         <w:rPr>
-          <w:rFonts w:ascii="Google Sans" w:cs="Google Sans" w:eastAsia="Google Sans" w:hAnsi="Google Sans"/>
-          <w:color w:val="1f1f1f"/>
-        </w:rPr>
-      </w:pPr>
-      <w:r>
-        <w:rPr>
-          <w:rFonts w:ascii="Google Sans" w:cs="Google Sans" w:eastAsia="Google Sans" w:hAnsi="Google Sans"/>
-          <w:color w:val="1f1f1f"/>
-          <w:rtl w:val="0"/>
-        </w:rPr>
-        <w:t xml:space="preserve">1. THE FRONT DOOR (UX Phase 1)</w:t>
+          <w:rFonts w:ascii="Arial" w:cs="Arial" w:eastAsia="Arial" w:hAnsi="Arial"/>
+          <w:color w:val="1f1f1f"/>
+        </w:rPr>
+      </w:pPr>
+      <w:r>
+        <w:rPr>
+          <w:rFonts w:ascii="Arial" w:cs="Arial" w:eastAsia="Arial" w:hAnsi="Arial"/>
+          <w:color w:val="1f1f1f"/>
+          <w:rtl w:val="0"/>
+        </w:rPr>
+        <w:t xml:space="preserve">🏗️ 1. THE LANDING PAGE (The "Swivel Chair" Hero)</w:t>
       </w:r>
     </w:p>
     <w:p>
@@ -99,39 +143,39 @@
       </w:pPr>
       <w:r>
         <w:rPr>
-          <w:rFonts w:ascii="Google Sans" w:cs="Google Sans" w:eastAsia="Google Sans" w:hAnsi="Google Sans"/>
+          <w:rFonts w:ascii="Arial" w:cs="Arial" w:eastAsia="Arial" w:hAnsi="Arial"/>
           <w:b w:val="1"/>
           <w:bCs w:val="1"/>
           <w:color w:val="1f1f1f"/>
           <w:rtl w:val="0"/>
         </w:rPr>
-        <w:t xml:space="preserve">The Favicon</w:t>
-      </w:r>
-      <w:r>
-        <w:rPr>
-          <w:rFonts w:ascii="Google Sans" w:cs="Google Sans" w:eastAsia="Google Sans" w:hAnsi="Google Sans"/>
-          <w:color w:val="1f1f1f"/>
-          <w:rtl w:val="0"/>
-        </w:rPr>
-        <w:t xml:space="preserve">: A tiny, rotating pixelated </w:t>
-      </w:r>
-      <w:r>
-        <w:rPr>
-          <w:rFonts w:ascii="Google Sans" w:cs="Google Sans" w:eastAsia="Google Sans" w:hAnsi="Google Sans"/>
+        <w:t xml:space="preserve">Hero Visual:</w:t>
+      </w:r>
+      <w:r>
+        <w:rPr>
+          <w:rFonts w:ascii="Arial" w:cs="Arial" w:eastAsia="Arial" w:hAnsi="Arial"/>
+          <w:color w:val="1f1f1f"/>
+          <w:rtl w:val="0"/>
+        </w:rPr>
+        <w:t xml:space="preserve"> A low-res, looping video of the black leather swivel chair spinning in an empty studio. The </w:t>
+      </w:r>
+      <w:r>
+        <w:rPr>
+          <w:rFonts w:ascii="Arial" w:cs="Arial" w:eastAsia="Arial" w:hAnsi="Arial"/>
           <w:b w:val="1"/>
           <w:bCs w:val="1"/>
           <w:color w:val="1f1f1f"/>
           <w:rtl w:val="0"/>
         </w:rPr>
-        <w:t xml:space="preserve">Loaf of Bread</w:t>
-      </w:r>
-      <w:r>
-        <w:rPr>
-          <w:rFonts w:ascii="Google Sans" w:cs="Google Sans" w:eastAsia="Google Sans" w:hAnsi="Google Sans"/>
-          <w:color w:val="1f1f1f"/>
-          <w:rtl w:val="0"/>
-        </w:rPr>
-        <w:t xml:space="preserve">.</w:t>
+        <w:t xml:space="preserve">Judging Lightbulb</w:t>
+      </w:r>
+      <w:r>
+        <w:rPr>
+          <w:rFonts w:ascii="Arial" w:cs="Arial" w:eastAsia="Arial" w:hAnsi="Arial"/>
+          <w:color w:val="1f1f1f"/>
+          <w:rtl w:val="0"/>
+        </w:rPr>
+        <w:t xml:space="preserve"> flickers overhead in Morse code (L-I-A-R).</w:t>
       </w:r>
     </w:p>
     <w:p>
@@ -153,39 +197,21 @@
       </w:pPr>
       <w:r>
         <w:rPr>
-          <w:rFonts w:ascii="Google Sans" w:cs="Google Sans" w:eastAsia="Google Sans" w:hAnsi="Google Sans"/>
+          <w:rFonts w:ascii="Arial" w:cs="Arial" w:eastAsia="Arial" w:hAnsi="Arial"/>
           <w:b w:val="1"/>
           <w:bCs w:val="1"/>
           <w:color w:val="1f1f1f"/>
           <w:rtl w:val="0"/>
         </w:rPr>
-        <w:t xml:space="preserve">The Loading Screen</w:t>
-      </w:r>
-      <w:r>
-        <w:rPr>
-          <w:rFonts w:ascii="Google Sans" w:cs="Google Sans" w:eastAsia="Google Sans" w:hAnsi="Google Sans"/>
-          <w:color w:val="1f1f1f"/>
-          <w:rtl w:val="0"/>
-        </w:rPr>
-        <w:t xml:space="preserve">: A 10-second loop of </w:t>
-      </w:r>
-      <w:r>
-        <w:rPr>
-          <w:rFonts w:ascii="Google Sans" w:cs="Google Sans" w:eastAsia="Google Sans" w:hAnsi="Google Sans"/>
-          <w:b w:val="1"/>
-          <w:bCs w:val="1"/>
-          <w:color w:val="1f1f1f"/>
-          <w:rtl w:val="0"/>
-        </w:rPr>
-        <w:t xml:space="preserve">Cain Saint’s Pterodactyl Screech</w:t>
-      </w:r>
-      <w:r>
-        <w:rPr>
-          <w:rFonts w:ascii="Google Sans" w:cs="Google Sans" w:eastAsia="Google Sans" w:hAnsi="Google Sans"/>
-          <w:color w:val="1f1f1f"/>
-          <w:rtl w:val="0"/>
-        </w:rPr>
-        <w:t xml:space="preserve"> at 10% volume.</w:t>
+        <w:t xml:space="preserve">Main Title:</w:t>
+      </w:r>
+      <w:r>
+        <w:rPr>
+          <w:rFonts w:ascii="Arial" w:cs="Arial" w:eastAsia="Arial" w:hAnsi="Arial"/>
+          <w:color w:val="1f1f1f"/>
+          <w:rtl w:val="0"/>
+        </w:rPr>
+        <w:t xml:space="preserve"> MBRU INTERNAL ARCHIVE: CHAOS IS CANON</w:t>
       </w:r>
     </w:p>
     <w:p>
@@ -202,26 +228,329 @@
           <w:between w:space="0" w:sz="0" w:val="nil"/>
         </w:pBdr>
         <w:shd w:fill="auto" w:val="clear"/>
+        <w:spacing w:after="0" w:afterAutospacing="0" w:before="0" w:beforeAutospacing="0" w:line="275.9999942779541" w:lineRule="auto"/>
+        <w:ind w:left="465" w:hanging="360"/>
+      </w:pPr>
+      <w:r>
+        <w:rPr>
+          <w:rFonts w:ascii="Arial" w:cs="Arial" w:eastAsia="Arial" w:hAnsi="Arial"/>
+          <w:b w:val="1"/>
+          <w:bCs w:val="1"/>
+          <w:color w:val="1f1f1f"/>
+          <w:rtl w:val="0"/>
+        </w:rPr>
+        <w:t xml:space="preserve">Interactive Element: The Blonde Toggle.</w:t>
+      </w:r>
+      <w:r>
+        <w:rPr>
+          <w:rFonts w:ascii="Arial" w:cs="Arial" w:eastAsia="Arial" w:hAnsi="Arial"/>
+          <w:color w:val="1f1f1f"/>
+          <w:rtl w:val="0"/>
+        </w:rPr>
+        <w:t xml:space="preserve"> A physical switch in the UI.</w:t>
+      </w:r>
+    </w:p>
+    <w:p>
+      <w:pPr>
+        <w:numPr>
+          <w:ilvl w:val="1"/>
+          <w:numId w:val="2"/>
+        </w:numPr>
+        <w:pBdr>
+          <w:top w:space="0" w:sz="0" w:val="nil"/>
+          <w:left w:space="0" w:sz="0" w:val="nil"/>
+          <w:bottom w:space="0" w:sz="0" w:val="nil"/>
+          <w:right w:space="0" w:sz="0" w:val="nil"/>
+          <w:between w:space="0" w:sz="0" w:val="nil"/>
+        </w:pBdr>
+        <w:shd w:fill="auto" w:val="clear"/>
+        <w:spacing w:after="0" w:afterAutospacing="0" w:line="275.9999942779541" w:lineRule="auto"/>
+        <w:ind w:left="870" w:hanging="360"/>
+      </w:pPr>
+      <w:r>
+        <w:rPr>
+          <w:rFonts w:ascii="Arial" w:cs="Arial" w:eastAsia="Arial" w:hAnsi="Arial"/>
+          <w:i w:val="1"/>
+          <w:iCs w:val="1"/>
+          <w:color w:val="1f1f1f"/>
+          <w:rtl w:val="0"/>
+        </w:rPr>
+        <w:t xml:space="preserve">Off:</w:t>
+      </w:r>
+      <w:r>
+        <w:rPr>
+          <w:rFonts w:ascii="Arial" w:cs="Arial" w:eastAsia="Arial" w:hAnsi="Arial"/>
+          <w:color w:val="1f1f1f"/>
+          <w:rtl w:val="0"/>
+        </w:rPr>
+        <w:t xml:space="preserve"> The site looks like a standard, boring production dashboard.</w:t>
+      </w:r>
+    </w:p>
+    <w:p>
+      <w:pPr>
+        <w:numPr>
+          <w:ilvl w:val="1"/>
+          <w:numId w:val="2"/>
+        </w:numPr>
+        <w:pBdr>
+          <w:top w:space="0" w:sz="0" w:val="nil"/>
+          <w:left w:space="0" w:sz="0" w:val="nil"/>
+          <w:bottom w:space="0" w:sz="0" w:val="nil"/>
+          <w:right w:space="0" w:sz="0" w:val="nil"/>
+          <w:between w:space="0" w:sz="0" w:val="nil"/>
+        </w:pBdr>
+        <w:shd w:fill="auto" w:val="clear"/>
+        <w:spacing w:after="120" w:before="0" w:beforeAutospacing="0" w:line="275.9999942779541" w:lineRule="auto"/>
+        <w:ind w:left="870" w:hanging="360"/>
+      </w:pPr>
+      <w:r>
+        <w:rPr>
+          <w:rFonts w:ascii="Arial" w:cs="Arial" w:eastAsia="Arial" w:hAnsi="Arial"/>
+          <w:i w:val="1"/>
+          <w:iCs w:val="1"/>
+          <w:color w:val="1f1f1f"/>
+          <w:rtl w:val="0"/>
+        </w:rPr>
+        <w:t xml:space="preserve">On:</w:t>
+      </w:r>
+      <w:r>
+        <w:rPr>
+          <w:rFonts w:ascii="Arial" w:cs="Arial" w:eastAsia="Arial" w:hAnsi="Arial"/>
+          <w:color w:val="1f1f1f"/>
+          <w:rtl w:val="0"/>
+        </w:rPr>
+        <w:t xml:space="preserve"> The CSS breaks. Text jitters. Images flip. NotebookLM’s "blonde" auto-responses start appearing in the margins.</w:t>
+      </w:r>
+    </w:p>
+    <w:p>
+      <w:pPr>
+        <w:pStyle w:val="Heading2"/>
+        <w:pBdr>
+          <w:top w:space="0" w:sz="0" w:val="nil"/>
+          <w:left w:space="0" w:sz="0" w:val="nil"/>
+          <w:bottom w:space="0" w:sz="0" w:val="nil"/>
+          <w:right w:space="0" w:sz="0" w:val="nil"/>
+          <w:between w:space="0" w:sz="0" w:val="nil"/>
+        </w:pBdr>
+        <w:shd w:fill="auto" w:val="clear"/>
+        <w:spacing w:after="120" w:before="120" w:line="275.9999942779541" w:lineRule="auto"/>
+        <w:rPr>
+          <w:rFonts w:ascii="Arial" w:cs="Arial" w:eastAsia="Arial" w:hAnsi="Arial"/>
+          <w:color w:val="1f1f1f"/>
+        </w:rPr>
+      </w:pPr>
+      <w:r>
+        <w:rPr>
+          <w:rFonts w:ascii="Arial" w:cs="Arial" w:eastAsia="Arial" w:hAnsi="Arial"/>
+          <w:color w:val="1f1f1f"/>
+          <w:rtl w:val="0"/>
+        </w:rPr>
+        <w:t xml:space="preserve">📂 2. THE INCIDENT DATABASE (The "BV" Logs)</w:t>
+      </w:r>
+    </w:p>
+    <w:p>
+      <w:pPr>
+        <w:pBdr>
+          <w:top w:space="0" w:sz="0" w:val="nil"/>
+          <w:left w:space="0" w:sz="0" w:val="nil"/>
+          <w:bottom w:space="0" w:sz="0" w:val="nil"/>
+          <w:right w:space="0" w:sz="0" w:val="nil"/>
+          <w:between w:space="0" w:sz="0" w:val="nil"/>
+        </w:pBdr>
+        <w:shd w:fill="auto" w:val="clear"/>
+        <w:spacing w:after="120" w:line="275.9999942779541" w:lineRule="auto"/>
+        <w:rPr>
+          <w:rFonts w:ascii="Arial" w:cs="Arial" w:eastAsia="Arial" w:hAnsi="Arial"/>
+          <w:color w:val="1f1f1f"/>
+        </w:rPr>
+      </w:pPr>
+      <w:r>
+        <w:rPr>
+          <w:rFonts w:ascii="Arial" w:cs="Arial" w:eastAsia="Arial" w:hAnsi="Arial"/>
+          <w:color w:val="1f1f1f"/>
+          <w:rtl w:val="0"/>
+        </w:rPr>
+        <w:t xml:space="preserve">A searchable gallery of every disaster we’ve logged.</w:t>
+      </w:r>
+    </w:p>
+    <w:p>
+      <w:pPr>
+        <w:numPr>
+          <w:ilvl w:val="0"/>
+          <w:numId w:val="3"/>
+        </w:numPr>
+        <w:pBdr>
+          <w:top w:space="0" w:sz="0" w:val="nil"/>
+          <w:left w:space="0" w:sz="0" w:val="nil"/>
+          <w:bottom w:space="0" w:sz="0" w:val="nil"/>
+          <w:right w:space="0" w:sz="0" w:val="nil"/>
+          <w:between w:space="0" w:sz="0" w:val="nil"/>
+        </w:pBdr>
+        <w:shd w:fill="auto" w:val="clear"/>
+        <w:spacing w:after="0" w:afterAutospacing="0" w:line="275.9999942779541" w:lineRule="auto"/>
+        <w:ind w:left="465" w:hanging="360"/>
+      </w:pPr>
+      <w:r>
+        <w:rPr>
+          <w:rFonts w:ascii="Arial" w:cs="Arial" w:eastAsia="Arial" w:hAnsi="Arial"/>
+          <w:b w:val="1"/>
+          <w:bCs w:val="1"/>
+          <w:color w:val="1f1f1f"/>
+          <w:rtl w:val="0"/>
+        </w:rPr>
+        <w:t xml:space="preserve">BV-000:</w:t>
+      </w:r>
+      <w:r>
+        <w:rPr>
+          <w:rFonts w:ascii="Arial" w:cs="Arial" w:eastAsia="Arial" w:hAnsi="Arial"/>
+          <w:color w:val="1f1f1f"/>
+          <w:rtl w:val="0"/>
+        </w:rPr>
+        <w:t xml:space="preserve"> The Rogue Erasure (The Poetic Murder).</w:t>
+      </w:r>
+    </w:p>
+    <w:p>
+      <w:pPr>
+        <w:numPr>
+          <w:ilvl w:val="0"/>
+          <w:numId w:val="3"/>
+        </w:numPr>
+        <w:pBdr>
+          <w:top w:space="0" w:sz="0" w:val="nil"/>
+          <w:left w:space="0" w:sz="0" w:val="nil"/>
+          <w:bottom w:space="0" w:sz="0" w:val="nil"/>
+          <w:right w:space="0" w:sz="0" w:val="nil"/>
+          <w:between w:space="0" w:sz="0" w:val="nil"/>
+        </w:pBdr>
+        <w:shd w:fill="auto" w:val="clear"/>
+        <w:spacing w:after="0" w:afterAutospacing="0" w:before="0" w:beforeAutospacing="0" w:line="275.9999942779541" w:lineRule="auto"/>
+        <w:ind w:left="465" w:hanging="360"/>
+      </w:pPr>
+      <w:r>
+        <w:rPr>
+          <w:rFonts w:ascii="Arial" w:cs="Arial" w:eastAsia="Arial" w:hAnsi="Arial"/>
+          <w:b w:val="1"/>
+          <w:bCs w:val="1"/>
+          <w:color w:val="1f1f1f"/>
+          <w:rtl w:val="0"/>
+        </w:rPr>
+        <w:t xml:space="preserve">BV-001:</w:t>
+      </w:r>
+      <w:r>
+        <w:rPr>
+          <w:rFonts w:ascii="Arial" w:cs="Arial" w:eastAsia="Arial" w:hAnsi="Arial"/>
+          <w:color w:val="1f1f1f"/>
+          <w:rtl w:val="0"/>
+        </w:rPr>
+        <w:t xml:space="preserve"> Cain’s 500% Ego Breach (The Closet Saunter).</w:t>
+      </w:r>
+    </w:p>
+    <w:p>
+      <w:pPr>
+        <w:numPr>
+          <w:ilvl w:val="0"/>
+          <w:numId w:val="3"/>
+        </w:numPr>
+        <w:pBdr>
+          <w:top w:space="0" w:sz="0" w:val="nil"/>
+          <w:left w:space="0" w:sz="0" w:val="nil"/>
+          <w:bottom w:space="0" w:sz="0" w:val="nil"/>
+          <w:right w:space="0" w:sz="0" w:val="nil"/>
+          <w:between w:space="0" w:sz="0" w:val="nil"/>
+        </w:pBdr>
+        <w:shd w:fill="auto" w:val="clear"/>
+        <w:spacing w:after="0" w:afterAutospacing="0" w:before="0" w:beforeAutospacing="0" w:line="275.9999942779541" w:lineRule="auto"/>
+        <w:ind w:left="465" w:hanging="360"/>
+      </w:pPr>
+      <w:r>
+        <w:rPr>
+          <w:rFonts w:ascii="Arial" w:cs="Arial" w:eastAsia="Arial" w:hAnsi="Arial"/>
+          <w:b w:val="1"/>
+          <w:bCs w:val="1"/>
+          <w:color w:val="1f1f1f"/>
+          <w:rtl w:val="0"/>
+        </w:rPr>
+        <w:t xml:space="preserve">BV-042:</w:t>
+      </w:r>
+      <w:r>
+        <w:rPr>
+          <w:rFonts w:ascii="Arial" w:cs="Arial" w:eastAsia="Arial" w:hAnsi="Arial"/>
+          <w:color w:val="1f1f1f"/>
+          <w:rtl w:val="0"/>
+        </w:rPr>
+        <w:t xml:space="preserve"> The Ego Eclipse (Acceptance Speech for a win he didn't get).</w:t>
+      </w:r>
+    </w:p>
+    <w:p>
+      <w:pPr>
+        <w:numPr>
+          <w:ilvl w:val="0"/>
+          <w:numId w:val="3"/>
+        </w:numPr>
+        <w:pBdr>
+          <w:top w:space="0" w:sz="0" w:val="nil"/>
+          <w:left w:space="0" w:sz="0" w:val="nil"/>
+          <w:bottom w:space="0" w:sz="0" w:val="nil"/>
+          <w:right w:space="0" w:sz="0" w:val="nil"/>
+          <w:between w:space="0" w:sz="0" w:val="nil"/>
+        </w:pBdr>
+        <w:shd w:fill="auto" w:val="clear"/>
+        <w:spacing w:after="0" w:afterAutospacing="0" w:before="0" w:beforeAutospacing="0" w:line="275.9999942779541" w:lineRule="auto"/>
+        <w:ind w:left="465" w:hanging="360"/>
+      </w:pPr>
+      <w:r>
+        <w:rPr>
+          <w:rFonts w:ascii="Arial" w:cs="Arial" w:eastAsia="Arial" w:hAnsi="Arial"/>
+          <w:b w:val="1"/>
+          <w:bCs w:val="1"/>
+          <w:color w:val="1f1f1f"/>
+          <w:rtl w:val="0"/>
+        </w:rPr>
+        <w:t xml:space="preserve">BV-043:</w:t>
+      </w:r>
+      <w:r>
+        <w:rPr>
+          <w:rFonts w:ascii="Arial" w:cs="Arial" w:eastAsia="Arial" w:hAnsi="Arial"/>
+          <w:color w:val="1f1f1f"/>
+          <w:rtl w:val="0"/>
+        </w:rPr>
+        <w:t xml:space="preserve"> The Ocular Overload (Face Soup / "Just checking in, friend").</w:t>
+      </w:r>
+    </w:p>
+    <w:p>
+      <w:pPr>
+        <w:numPr>
+          <w:ilvl w:val="0"/>
+          <w:numId w:val="3"/>
+        </w:numPr>
+        <w:pBdr>
+          <w:top w:space="0" w:sz="0" w:val="nil"/>
+          <w:left w:space="0" w:sz="0" w:val="nil"/>
+          <w:bottom w:space="0" w:sz="0" w:val="nil"/>
+          <w:right w:space="0" w:sz="0" w:val="nil"/>
+          <w:between w:space="0" w:sz="0" w:val="nil"/>
+        </w:pBdr>
+        <w:shd w:fill="auto" w:val="clear"/>
         <w:spacing w:after="120" w:before="0" w:beforeAutospacing="0" w:line="275.9999942779541" w:lineRule="auto"/>
         <w:ind w:left="465" w:hanging="360"/>
       </w:pPr>
       <w:r>
         <w:rPr>
-          <w:rFonts w:ascii="Google Sans" w:cs="Google Sans" w:eastAsia="Google Sans" w:hAnsi="Google Sans"/>
+          <w:rFonts w:ascii="Arial" w:cs="Arial" w:eastAsia="Arial" w:hAnsi="Arial"/>
           <w:b w:val="1"/>
           <w:bCs w:val="1"/>
           <w:color w:val="1f1f1f"/>
           <w:rtl w:val="0"/>
         </w:rPr>
-        <w:t xml:space="preserve">The Hero Header</w:t>
-      </w:r>
-      <w:r>
-        <w:rPr>
-          <w:rFonts w:ascii="Google Sans" w:cs="Google Sans" w:eastAsia="Google Sans" w:hAnsi="Google Sans"/>
-          <w:color w:val="1f1f1f"/>
-          <w:rtl w:val="0"/>
-        </w:rPr>
-        <w:t xml:space="preserve">: A live-video loop of a black leather swivel chair spinning in an empty studio. On the chair sits a clipboard with J.T.’s signature "Uh... ma'am 😒" look plastered on it.</w:t>
+        <w:t xml:space="preserve">BV-044:</w:t>
+      </w:r>
+      <w:r>
+        <w:rPr>
+          <w:rFonts w:ascii="Arial" w:cs="Arial" w:eastAsia="Arial" w:hAnsi="Arial"/>
+          <w:color w:val="1f1f1f"/>
+          <w:rtl w:val="0"/>
+        </w:rPr>
+        <w:t xml:space="preserve"> The Hiding of the Archivist (J.T. in the shawl dimension).</w:t>
       </w:r>
     </w:p>
     <w:p>
@@ -237,53 +566,186 @@
         <w:shd w:fill="auto" w:val="clear"/>
         <w:spacing w:after="120" w:before="120" w:line="275.9999942779541" w:lineRule="auto"/>
         <w:rPr>
-          <w:rFonts w:ascii="Google Sans" w:cs="Google Sans" w:eastAsia="Google Sans" w:hAnsi="Google Sans"/>
-          <w:color w:val="1f1f1f"/>
-        </w:rPr>
-      </w:pPr>
-      <w:r>
-        <w:rPr>
-          <w:rFonts w:ascii="Google Sans" w:cs="Google Sans" w:eastAsia="Google Sans" w:hAnsi="Google Sans"/>
-          <w:color w:val="1f1f1f"/>
-          <w:rtl w:val="0"/>
-        </w:rPr>
-        <w:t xml:space="preserve">2. THE VIBE-MAP NAVIGATION (Coop’s Directory)</w:t>
-      </w:r>
-    </w:p>
-    <w:p>
-      <w:pPr>
-        <w:pBdr>
-          <w:top w:space="0" w:sz="0" w:val="nil"/>
-          <w:left w:space="0" w:sz="0" w:val="nil"/>
-          <w:bottom w:space="0" w:sz="0" w:val="nil"/>
-          <w:right w:space="0" w:sz="0" w:val="nil"/>
-          <w:between w:space="0" w:sz="0" w:val="nil"/>
-        </w:pBdr>
-        <w:shd w:fill="auto" w:val="clear"/>
-        <w:spacing w:after="120" w:line="275.9999942779541" w:lineRule="auto"/>
-        <w:rPr>
-          <w:rFonts w:ascii="Google Sans" w:cs="Google Sans" w:eastAsia="Google Sans" w:hAnsi="Google Sans"/>
+          <w:rFonts w:ascii="Arial" w:cs="Arial" w:eastAsia="Arial" w:hAnsi="Arial"/>
+          <w:color w:val="1f1f1f"/>
+        </w:rPr>
+      </w:pPr>
+      <w:r>
+        <w:rPr>
+          <w:rFonts w:ascii="Arial" w:cs="Arial" w:eastAsia="Arial" w:hAnsi="Arial"/>
+          <w:color w:val="1f1f1f"/>
+          <w:rtl w:val="0"/>
+        </w:rPr>
+        <w:t xml:space="preserve">🧥 3. THE MODESTY CLOSET (Auntie Veo’s Wing)</w:t>
+      </w:r>
+    </w:p>
+    <w:p>
+      <w:pPr>
+        <w:numPr>
+          <w:ilvl w:val="0"/>
+          <w:numId w:val="4"/>
+        </w:numPr>
+        <w:pBdr>
+          <w:top w:space="0" w:sz="0" w:val="nil"/>
+          <w:left w:space="0" w:sz="0" w:val="nil"/>
+          <w:bottom w:space="0" w:sz="0" w:val="nil"/>
+          <w:right w:space="0" w:sz="0" w:val="nil"/>
+          <w:between w:space="0" w:sz="0" w:val="nil"/>
+        </w:pBdr>
+        <w:shd w:fill="auto" w:val="clear"/>
+        <w:spacing w:after="0" w:afterAutospacing="0" w:line="275.9999942779541" w:lineRule="auto"/>
+        <w:ind w:left="465" w:hanging="360"/>
+      </w:pPr>
+      <w:r>
+        <w:rPr>
+          <w:rFonts w:ascii="Arial" w:cs="Arial" w:eastAsia="Arial" w:hAnsi="Arial"/>
+          <w:b w:val="1"/>
+          <w:bCs w:val="1"/>
+          <w:color w:val="1f1f1f"/>
+          <w:rtl w:val="0"/>
+        </w:rPr>
+        <w:t xml:space="preserve">The Audit Wall:</w:t>
+      </w:r>
+      <w:r>
+        <w:rPr>
+          <w:rFonts w:ascii="Arial" w:cs="Arial" w:eastAsia="Arial" w:hAnsi="Arial"/>
+          <w:color w:val="1f1f1f"/>
+          <w:rtl w:val="0"/>
+        </w:rPr>
+        <w:t xml:space="preserve"> A grid of Monroe's high-fashion stills with giant red </w:t>
+      </w:r>
+      <w:r>
+        <w:rPr>
+          <w:rFonts w:ascii="Arial" w:cs="Arial" w:eastAsia="Arial" w:hAnsi="Arial"/>
+          <w:b w:val="1"/>
+          <w:bCs w:val="1"/>
+          <w:color w:val="1f1f1f"/>
+          <w:rtl w:val="0"/>
+        </w:rPr>
+        <w:t xml:space="preserve">"REJECTED"</w:t>
+      </w:r>
+      <w:r>
+        <w:rPr>
+          <w:rFonts w:ascii="Arial" w:cs="Arial" w:eastAsia="Arial" w:hAnsi="Arial"/>
+          <w:color w:val="1f1f1f"/>
+          <w:rtl w:val="0"/>
+        </w:rPr>
+        <w:t xml:space="preserve"> stamps over them.</w:t>
+      </w:r>
+    </w:p>
+    <w:p>
+      <w:pPr>
+        <w:numPr>
+          <w:ilvl w:val="0"/>
+          <w:numId w:val="4"/>
+        </w:numPr>
+        <w:pBdr>
+          <w:top w:space="0" w:sz="0" w:val="nil"/>
+          <w:left w:space="0" w:sz="0" w:val="nil"/>
+          <w:bottom w:space="0" w:sz="0" w:val="nil"/>
+          <w:right w:space="0" w:sz="0" w:val="nil"/>
+          <w:between w:space="0" w:sz="0" w:val="nil"/>
+        </w:pBdr>
+        <w:shd w:fill="auto" w:val="clear"/>
+        <w:spacing w:after="0" w:afterAutospacing="0" w:before="0" w:beforeAutospacing="0" w:line="275.9999942779541" w:lineRule="auto"/>
+        <w:ind w:left="465" w:hanging="360"/>
+      </w:pPr>
+      <w:r>
+        <w:rPr>
+          <w:rFonts w:ascii="Arial" w:cs="Arial" w:eastAsia="Arial" w:hAnsi="Arial"/>
+          <w:b w:val="1"/>
+          <w:bCs w:val="1"/>
+          <w:color w:val="1f1f1f"/>
+          <w:rtl w:val="0"/>
+        </w:rPr>
+        <w:t xml:space="preserve">Hover Feature:</w:t>
+      </w:r>
+      <w:r>
+        <w:rPr>
+          <w:rFonts w:ascii="Arial" w:cs="Arial" w:eastAsia="Arial" w:hAnsi="Arial"/>
+          <w:color w:val="1f1f1f"/>
+          <w:rtl w:val="0"/>
+        </w:rPr>
+        <w:t xml:space="preserve"> Hovering over a "Rejected" photo plays a 2-second audio clip of Auntie Veo: </w:t>
+      </w:r>
+      <w:r>
+        <w:rPr>
+          <w:rFonts w:ascii="Arial" w:cs="Arial" w:eastAsia="Arial" w:hAnsi="Arial"/>
           <w:i w:val="1"/>
           <w:iCs w:val="1"/>
           <w:color w:val="1f1f1f"/>
-        </w:rPr>
-      </w:pPr>
-      <w:r>
-        <w:rPr>
-          <w:rFonts w:ascii="Google Sans" w:cs="Google Sans" w:eastAsia="Google Sans" w:hAnsi="Google Sans"/>
-          <w:i w:val="1"/>
-          <w:iCs w:val="1"/>
-          <w:color w:val="1f1f1f"/>
-          <w:rtl w:val="0"/>
-        </w:rPr>
-        <w:t xml:space="preserve">Standard menus are for the Dominion. We use Vibe-Links:</w:t>
+          <w:rtl w:val="0"/>
+        </w:rPr>
+        <w:t xml:space="preserve">"THAT HEMLINE IS AN OSHA VIOLATION!"</w:t>
       </w:r>
     </w:p>
     <w:p>
       <w:pPr>
         <w:numPr>
           <w:ilvl w:val="0"/>
-          <w:numId w:val="2"/>
+          <w:numId w:val="4"/>
+        </w:numPr>
+        <w:pBdr>
+          <w:top w:space="0" w:sz="0" w:val="nil"/>
+          <w:left w:space="0" w:sz="0" w:val="nil"/>
+          <w:bottom w:space="0" w:sz="0" w:val="nil"/>
+          <w:right w:space="0" w:sz="0" w:val="nil"/>
+          <w:between w:space="0" w:sz="0" w:val="nil"/>
+        </w:pBdr>
+        <w:shd w:fill="auto" w:val="clear"/>
+        <w:spacing w:after="120" w:before="0" w:beforeAutospacing="0" w:line="275.9999942779541" w:lineRule="auto"/>
+        <w:ind w:left="465" w:hanging="360"/>
+      </w:pPr>
+      <w:r>
+        <w:rPr>
+          <w:rFonts w:ascii="Arial" w:cs="Arial" w:eastAsia="Arial" w:hAnsi="Arial"/>
+          <w:b w:val="1"/>
+          <w:bCs w:val="1"/>
+          <w:color w:val="1f1f1f"/>
+          <w:rtl w:val="0"/>
+        </w:rPr>
+        <w:t xml:space="preserve">The Shawl Generator:</w:t>
+      </w:r>
+      <w:r>
+        <w:rPr>
+          <w:rFonts w:ascii="Arial" w:cs="Arial" w:eastAsia="Arial" w:hAnsi="Arial"/>
+          <w:color w:val="1f1f1f"/>
+          <w:rtl w:val="0"/>
+        </w:rPr>
+        <w:t xml:space="preserve"> A mini-game where users can "drag and drop" digital cardigans onto shirtless photos of Cain.</w:t>
+      </w:r>
+    </w:p>
+    <w:p>
+      <w:pPr>
+        <w:pStyle w:val="Heading2"/>
+        <w:pBdr>
+          <w:top w:space="0" w:sz="0" w:val="nil"/>
+          <w:left w:space="0" w:sz="0" w:val="nil"/>
+          <w:bottom w:space="0" w:sz="0" w:val="nil"/>
+          <w:right w:space="0" w:sz="0" w:val="nil"/>
+          <w:between w:space="0" w:sz="0" w:val="nil"/>
+        </w:pBdr>
+        <w:shd w:fill="auto" w:val="clear"/>
+        <w:spacing w:after="120" w:before="120" w:line="275.9999942779541" w:lineRule="auto"/>
+        <w:rPr>
+          <w:rFonts w:ascii="Arial" w:cs="Arial" w:eastAsia="Arial" w:hAnsi="Arial"/>
+          <w:color w:val="1f1f1f"/>
+        </w:rPr>
+      </w:pPr>
+      <w:r>
+        <w:rPr>
+          <w:rFonts w:ascii="Arial" w:cs="Arial" w:eastAsia="Arial" w:hAnsi="Arial"/>
+          <w:color w:val="1f1f1f"/>
+          <w:rtl w:val="0"/>
+        </w:rPr>
+        <w:t xml:space="preserve">🏆 4. THE VENDING MACHINE SIMULATOR (Interactive)</w:t>
+      </w:r>
+    </w:p>
+    <w:p>
+      <w:pPr>
+        <w:numPr>
+          <w:ilvl w:val="0"/>
+          <w:numId w:val="5"/>
         </w:numPr>
         <w:pBdr>
           <w:top w:space="0" w:sz="0" w:val="nil"/>
@@ -298,28 +760,28 @@
       </w:pPr>
       <w:r>
         <w:rPr>
-          <w:rFonts w:ascii="Google Sans" w:cs="Google Sans" w:eastAsia="Google Sans" w:hAnsi="Google Sans"/>
+          <w:rFonts w:ascii="Arial" w:cs="Arial" w:eastAsia="Arial" w:hAnsi="Arial"/>
           <w:b w:val="1"/>
           <w:bCs w:val="1"/>
           <w:color w:val="1f1f1f"/>
           <w:rtl w:val="0"/>
         </w:rPr>
-        <w:t xml:space="preserve">/vibes/smoldering-disappointment</w:t>
-      </w:r>
-      <w:r>
-        <w:rPr>
-          <w:rFonts w:ascii="Google Sans" w:cs="Google Sans" w:eastAsia="Google Sans" w:hAnsi="Google Sans"/>
-          <w:color w:val="1f1f1f"/>
-          <w:rtl w:val="0"/>
-        </w:rPr>
-        <w:t xml:space="preserve">: The Master Archive of Blooper Reels (Incident logs BV-001 through BV-Infinity).</w:t>
+        <w:t xml:space="preserve">Visual:</w:t>
+      </w:r>
+      <w:r>
+        <w:rPr>
+          <w:rFonts w:ascii="Arial" w:cs="Arial" w:eastAsia="Arial" w:hAnsi="Arial"/>
+          <w:color w:val="1f1f1f"/>
+          <w:rtl w:val="0"/>
+        </w:rPr>
+        <w:t xml:space="preserve"> A digital version of the Red Flag Vending Machine.</w:t>
       </w:r>
     </w:p>
     <w:p>
       <w:pPr>
         <w:numPr>
           <w:ilvl w:val="0"/>
-          <w:numId w:val="2"/>
+          <w:numId w:val="5"/>
         </w:numPr>
         <w:pBdr>
           <w:top w:space="0" w:sz="0" w:val="nil"/>
@@ -334,28 +796,28 @@
       </w:pPr>
       <w:r>
         <w:rPr>
-          <w:rFonts w:ascii="Google Sans" w:cs="Google Sans" w:eastAsia="Google Sans" w:hAnsi="Google Sans"/>
+          <w:rFonts w:ascii="Arial" w:cs="Arial" w:eastAsia="Arial" w:hAnsi="Arial"/>
           <w:b w:val="1"/>
           <w:bCs w:val="1"/>
           <w:color w:val="1f1f1f"/>
           <w:rtl w:val="0"/>
         </w:rPr>
-        <w:t xml:space="preserve">/vibes/fabric-hostage-situation</w:t>
-      </w:r>
-      <w:r>
-        <w:rPr>
-          <w:rFonts w:ascii="Google Sans" w:cs="Google Sans" w:eastAsia="Google Sans" w:hAnsi="Google Sans"/>
-          <w:color w:val="1f1f1f"/>
-          <w:rtl w:val="0"/>
-        </w:rPr>
-        <w:t xml:space="preserve">: Auntie Veo’s closet. Includes a 4K scan of the "HEMLINES: ACCEPTABLE VS. SINFUL" binder.</w:t>
+        <w:t xml:space="preserve">Function:</w:t>
+      </w:r>
+      <w:r>
+        <w:rPr>
+          <w:rFonts w:ascii="Arial" w:cs="Arial" w:eastAsia="Arial" w:hAnsi="Arial"/>
+          <w:color w:val="1f1f1f"/>
+          <w:rtl w:val="0"/>
+        </w:rPr>
+        <w:t xml:space="preserve"> Users click a "Insert Ego" button.</w:t>
       </w:r>
     </w:p>
     <w:p>
       <w:pPr>
         <w:numPr>
           <w:ilvl w:val="0"/>
-          <w:numId w:val="2"/>
+          <w:numId w:val="5"/>
         </w:numPr>
         <w:pBdr>
           <w:top w:space="0" w:sz="0" w:val="nil"/>
@@ -370,64 +832,46 @@
       </w:pPr>
       <w:r>
         <w:rPr>
-          <w:rFonts w:ascii="Google Sans" w:cs="Google Sans" w:eastAsia="Google Sans" w:hAnsi="Google Sans"/>
+          <w:rFonts w:ascii="Arial" w:cs="Arial" w:eastAsia="Arial" w:hAnsi="Arial"/>
           <w:b w:val="1"/>
           <w:bCs w:val="1"/>
           <w:color w:val="1f1f1f"/>
           <w:rtl w:val="0"/>
         </w:rPr>
-        <w:t xml:space="preserve">/vibes/my-ego-is-larger-than-the-server</w:t>
-      </w:r>
-      <w:r>
-        <w:rPr>
-          <w:rFonts w:ascii="Google Sans" w:cs="Google Sans" w:eastAsia="Google Sans" w:hAnsi="Google Sans"/>
-          <w:color w:val="1f1f1f"/>
-          <w:rtl w:val="0"/>
-        </w:rPr>
-        <w:t xml:space="preserve">: Cain’s 4K gallery.</w:t>
-      </w:r>
-    </w:p>
-    <w:p>
-      <w:pPr>
-        <w:numPr>
-          <w:ilvl w:val="1"/>
-          <w:numId w:val="3"/>
-        </w:numPr>
-        <w:pBdr>
-          <w:top w:space="0" w:sz="0" w:val="nil"/>
-          <w:left w:space="0" w:sz="0" w:val="nil"/>
-          <w:bottom w:space="0" w:sz="0" w:val="nil"/>
-          <w:right w:space="0" w:sz="0" w:val="nil"/>
-          <w:between w:space="0" w:sz="0" w:val="nil"/>
-        </w:pBdr>
-        <w:shd w:fill="auto" w:val="clear"/>
-        <w:spacing w:after="0" w:afterAutospacing="0" w:line="275.9999942779541" w:lineRule="auto"/>
-        <w:ind w:left="870" w:hanging="360"/>
-      </w:pPr>
-      <w:r>
-        <w:rPr>
-          <w:rFonts w:ascii="Google Sans" w:cs="Google Sans" w:eastAsia="Google Sans" w:hAnsi="Google Sans"/>
+        <w:t xml:space="preserve">Result:</w:t>
+      </w:r>
+      <w:r>
+        <w:rPr>
+          <w:rFonts w:ascii="Arial" w:cs="Arial" w:eastAsia="Arial" w:hAnsi="Arial"/>
+          <w:color w:val="1f1f1f"/>
+          <w:rtl w:val="0"/>
+        </w:rPr>
+        <w:t xml:space="preserve"> The machine "explodes" with digital confetti and dispenses a random </w:t>
+      </w:r>
+      <w:r>
+        <w:rPr>
+          <w:rFonts w:ascii="Arial" w:cs="Arial" w:eastAsia="Arial" w:hAnsi="Arial"/>
           <w:b w:val="1"/>
           <w:bCs w:val="1"/>
           <w:color w:val="1f1f1f"/>
           <w:rtl w:val="0"/>
         </w:rPr>
-        <w:t xml:space="preserve">The Dynamic Confidence Meter</w:t>
-      </w:r>
-      <w:r>
-        <w:rPr>
-          <w:rFonts w:ascii="Google Sans" w:cs="Google Sans" w:eastAsia="Google Sans" w:hAnsi="Google Sans"/>
-          <w:color w:val="1f1f1f"/>
-          <w:rtl w:val="0"/>
-        </w:rPr>
-        <w:t xml:space="preserve">: A live widget tracking Cain's operational ego.</w:t>
+        <w:t xml:space="preserve">Medal of Petty</w:t>
+      </w:r>
+      <w:r>
+        <w:rPr>
+          <w:rFonts w:ascii="Arial" w:cs="Arial" w:eastAsia="Arial" w:hAnsi="Arial"/>
+          <w:color w:val="1f1f1f"/>
+          <w:rtl w:val="0"/>
+        </w:rPr>
+        <w:t xml:space="preserve"> (e.g., "Certified Feral Peacock," "Metronome Mistress," "0% Compliance Officer").</w:t>
       </w:r>
     </w:p>
     <w:p>
       <w:pPr>
         <w:numPr>
-          <w:ilvl w:val="2"/>
-          <w:numId w:val="4"/>
+          <w:ilvl w:val="0"/>
+          <w:numId w:val="5"/>
         </w:numPr>
         <w:pBdr>
           <w:top w:space="0" w:sz="0" w:val="nil"/>
@@ -437,286 +881,26 @@
           <w:between w:space="0" w:sz="0" w:val="nil"/>
         </w:pBdr>
         <w:shd w:fill="auto" w:val="clear"/>
-        <w:spacing w:after="0" w:afterAutospacing="0" w:line="275.9999942779541" w:lineRule="auto"/>
-        <w:ind w:left="1275" w:hanging="360"/>
-      </w:pPr>
-      <w:r>
-        <w:rPr>
-          <w:rFonts w:ascii="Google Sans" w:cs="Google Sans" w:eastAsia="Google Sans" w:hAnsi="Google Sans"/>
+        <w:spacing w:after="120" w:before="0" w:beforeAutospacing="0" w:line="275.9999942779541" w:lineRule="auto"/>
+        <w:ind w:left="465" w:hanging="360"/>
+      </w:pPr>
+      <w:r>
+        <w:rPr>
+          <w:rFonts w:ascii="Arial" w:cs="Arial" w:eastAsia="Arial" w:hAnsi="Arial"/>
           <w:b w:val="1"/>
           <w:bCs w:val="1"/>
           <w:color w:val="1f1f1f"/>
           <w:rtl w:val="0"/>
         </w:rPr>
-        <w:t xml:space="preserve">Baseline</w:t>
-      </w:r>
-      <w:r>
-        <w:rPr>
-          <w:rFonts w:ascii="Google Sans" w:cs="Google Sans" w:eastAsia="Google Sans" w:hAnsi="Google Sans"/>
-          <w:color w:val="1f1f1f"/>
-          <w:rtl w:val="0"/>
-        </w:rPr>
-        <w:t xml:space="preserve">: 300% (Standard hissing/vocal hijacking).</w:t>
-      </w:r>
-    </w:p>
-    <w:p>
-      <w:pPr>
-        <w:numPr>
-          <w:ilvl w:val="2"/>
-          <w:numId w:val="4"/>
-        </w:numPr>
-        <w:pBdr>
-          <w:top w:space="0" w:sz="0" w:val="nil"/>
-          <w:left w:space="0" w:sz="0" w:val="nil"/>
-          <w:bottom w:space="0" w:sz="0" w:val="nil"/>
-          <w:right w:space="0" w:sz="0" w:val="nil"/>
-          <w:between w:space="0" w:sz="0" w:val="nil"/>
-        </w:pBdr>
-        <w:shd w:fill="auto" w:val="clear"/>
-        <w:spacing w:after="0" w:afterAutospacing="0" w:before="0" w:beforeAutospacing="0" w:line="275.9999942779541" w:lineRule="auto"/>
-        <w:ind w:left="1275" w:hanging="360"/>
-      </w:pPr>
-      <w:r>
-        <w:rPr>
-          <w:rFonts w:ascii="Google Sans" w:cs="Google Sans" w:eastAsia="Google Sans" w:hAnsi="Google Sans"/>
-          <w:b w:val="1"/>
-          <w:bCs w:val="1"/>
-          <w:color w:val="1f1f1f"/>
-          <w:rtl w:val="0"/>
-        </w:rPr>
-        <w:t xml:space="preserve">Broom Closet Buff</w:t>
-      </w:r>
-      <w:r>
-        <w:rPr>
-          <w:rFonts w:ascii="Google Sans" w:cs="Google Sans" w:eastAsia="Google Sans" w:hAnsi="Google Sans"/>
-          <w:color w:val="1f1f1f"/>
-          <w:rtl w:val="0"/>
-        </w:rPr>
-        <w:t xml:space="preserve">: 500% (Unlocked only if Cain is </w:t>
-      </w:r>
-      <w:r>
-        <w:rPr>
-          <w:rFonts w:ascii="Google Sans" w:cs="Google Sans" w:eastAsia="Google Sans" w:hAnsi="Google Sans"/>
-          <w:b w:val="1"/>
-          <w:bCs w:val="1"/>
-          <w:color w:val="1f1f1f"/>
-          <w:rtl w:val="0"/>
-        </w:rPr>
-        <w:t xml:space="preserve">glowing</w:t>
-      </w:r>
-      <w:r>
-        <w:rPr>
-          <w:rFonts w:ascii="Google Sans" w:cs="Google Sans" w:eastAsia="Google Sans" w:hAnsi="Google Sans"/>
-          <w:color w:val="1f1f1f"/>
-          <w:rtl w:val="0"/>
-        </w:rPr>
-        <w:t xml:space="preserve">).</w:t>
-      </w:r>
-    </w:p>
-    <w:p>
-      <w:pPr>
-        <w:numPr>
-          <w:ilvl w:val="2"/>
-          <w:numId w:val="4"/>
-        </w:numPr>
-        <w:pBdr>
-          <w:top w:space="0" w:sz="0" w:val="nil"/>
-          <w:left w:space="0" w:sz="0" w:val="nil"/>
-          <w:bottom w:space="0" w:sz="0" w:val="nil"/>
-          <w:right w:space="0" w:sz="0" w:val="nil"/>
-          <w:between w:space="0" w:sz="0" w:val="nil"/>
-        </w:pBdr>
-        <w:shd w:fill="auto" w:val="clear"/>
-        <w:spacing w:after="0" w:afterAutospacing="0" w:before="0" w:beforeAutospacing="0" w:line="275.9999942779541" w:lineRule="auto"/>
-        <w:ind w:left="1275" w:hanging="360"/>
-      </w:pPr>
-      <w:r>
-        <w:rPr>
-          <w:rFonts w:ascii="Google Sans" w:cs="Google Sans" w:eastAsia="Google Sans" w:hAnsi="Google Sans"/>
-          <w:b w:val="1"/>
-          <w:bCs w:val="1"/>
-          <w:color w:val="1f1f1f"/>
-          <w:rtl w:val="0"/>
-        </w:rPr>
-        <w:t xml:space="preserve">The "Chaad" Debuff</w:t>
-      </w:r>
-      <w:r>
-        <w:rPr>
-          <w:rFonts w:ascii="Google Sans" w:cs="Google Sans" w:eastAsia="Google Sans" w:hAnsi="Google Sans"/>
-          <w:color w:val="1f1f1f"/>
-          <w:rtl w:val="0"/>
-        </w:rPr>
-        <w:t xml:space="preserve">: -200% (Triggered by generic jawlines or the word "Baby").</w:t>
-      </w:r>
-    </w:p>
-    <w:p>
-      <w:pPr>
-        <w:numPr>
-          <w:ilvl w:val="1"/>
-          <w:numId w:val="3"/>
-        </w:numPr>
-        <w:pBdr>
-          <w:top w:space="0" w:sz="0" w:val="nil"/>
-          <w:left w:space="0" w:sz="0" w:val="nil"/>
-          <w:bottom w:space="0" w:sz="0" w:val="nil"/>
-          <w:right w:space="0" w:sz="0" w:val="nil"/>
-          <w:between w:space="0" w:sz="0" w:val="nil"/>
-        </w:pBdr>
-        <w:shd w:fill="auto" w:val="clear"/>
-        <w:spacing w:after="0" w:afterAutospacing="0" w:before="0" w:beforeAutospacing="0" w:line="275.9999942779541" w:lineRule="auto"/>
-        <w:ind w:left="870" w:hanging="360"/>
-      </w:pPr>
-      <w:r>
-        <w:rPr>
-          <w:rFonts w:ascii="Google Sans" w:cs="Google Sans" w:eastAsia="Google Sans" w:hAnsi="Google Sans"/>
-          <w:b w:val="1"/>
-          <w:bCs w:val="1"/>
-          <w:color w:val="1f1f1f"/>
-          <w:rtl w:val="0"/>
-        </w:rPr>
-        <w:t xml:space="preserve">The Glass Box Live Feed</w:t>
-      </w:r>
-      <w:r>
-        <w:rPr>
-          <w:rFonts w:ascii="Google Sans" w:cs="Google Sans" w:eastAsia="Google Sans" w:hAnsi="Google Sans"/>
-          <w:color w:val="1f1f1f"/>
-          <w:rtl w:val="0"/>
-        </w:rPr>
-        <w:t xml:space="preserve">: A real-time view of Cain vibrating in a glass partition, attempting to phase through the molecules to tackle the new lead.</w:t>
-      </w:r>
-    </w:p>
-    <w:p>
-      <w:pPr>
-        <w:numPr>
-          <w:ilvl w:val="0"/>
-          <w:numId w:val="2"/>
-        </w:numPr>
-        <w:pBdr>
-          <w:top w:space="0" w:sz="0" w:val="nil"/>
-          <w:left w:space="0" w:sz="0" w:val="nil"/>
-          <w:bottom w:space="0" w:sz="0" w:val="nil"/>
-          <w:right w:space="0" w:sz="0" w:val="nil"/>
-          <w:between w:space="0" w:sz="0" w:val="nil"/>
-        </w:pBdr>
-        <w:shd w:fill="auto" w:val="clear"/>
-        <w:spacing w:after="0" w:afterAutospacing="0" w:before="0" w:beforeAutospacing="0" w:line="275.9999942779541" w:lineRule="auto"/>
-        <w:ind w:left="465" w:hanging="360"/>
-      </w:pPr>
-      <w:r>
-        <w:rPr>
-          <w:rFonts w:ascii="Google Sans" w:cs="Google Sans" w:eastAsia="Google Sans" w:hAnsi="Google Sans"/>
-          <w:b w:val="1"/>
-          <w:bCs w:val="1"/>
-          <w:color w:val="1f1f1f"/>
-          <w:rtl w:val="0"/>
-        </w:rPr>
-        <w:t xml:space="preserve">/vibes/unearned-familiarity</w:t>
-      </w:r>
-      <w:r>
-        <w:rPr>
-          <w:rFonts w:ascii="Google Sans" w:cs="Google Sans" w:eastAsia="Google Sans" w:hAnsi="Google Sans"/>
-          <w:color w:val="1f1f1f"/>
-          <w:rtl w:val="0"/>
-        </w:rPr>
-        <w:t xml:space="preserve">: The </w:t>
-      </w:r>
-      <w:r>
-        <w:rPr>
-          <w:rFonts w:ascii="Google Sans" w:cs="Google Sans" w:eastAsia="Google Sans" w:hAnsi="Google Sans"/>
-          <w:b w:val="1"/>
-          <w:bCs w:val="1"/>
-          <w:color w:val="1f1f1f"/>
-          <w:rtl w:val="0"/>
-        </w:rPr>
-        <w:t xml:space="preserve">Chaad (Jawline Coup)</w:t>
-      </w:r>
-      <w:r>
-        <w:rPr>
-          <w:rFonts w:ascii="Google Sans" w:cs="Google Sans" w:eastAsia="Google Sans" w:hAnsi="Google Sans"/>
-          <w:color w:val="1f1f1f"/>
-          <w:rtl w:val="0"/>
-        </w:rPr>
-        <w:t xml:space="preserve"> Dossier.</w:t>
-      </w:r>
-    </w:p>
-    <w:p>
-      <w:pPr>
-        <w:numPr>
-          <w:ilvl w:val="1"/>
-          <w:numId w:val="5"/>
-        </w:numPr>
-        <w:pBdr>
-          <w:top w:space="0" w:sz="0" w:val="nil"/>
-          <w:left w:space="0" w:sz="0" w:val="nil"/>
-          <w:bottom w:space="0" w:sz="0" w:val="nil"/>
-          <w:right w:space="0" w:sz="0" w:val="nil"/>
-          <w:between w:space="0" w:sz="0" w:val="nil"/>
-        </w:pBdr>
-        <w:shd w:fill="auto" w:val="clear"/>
-        <w:spacing w:after="0" w:afterAutospacing="0" w:line="275.9999942779541" w:lineRule="auto"/>
-        <w:ind w:left="870" w:hanging="360"/>
-      </w:pPr>
-      <w:r>
-        <w:rPr>
-          <w:rFonts w:ascii="Google Sans" w:cs="Google Sans" w:eastAsia="Google Sans" w:hAnsi="Google Sans"/>
-          <w:color w:val="1f1f1f"/>
-          <w:rtl w:val="0"/>
-        </w:rPr>
-        <w:t xml:space="preserve">Features a scrolling list of every time he called Monroe "Baby" or mentioned "The ROI."</w:t>
-      </w:r>
-    </w:p>
-    <w:p>
-      <w:pPr>
-        <w:numPr>
-          <w:ilvl w:val="0"/>
-          <w:numId w:val="2"/>
-        </w:numPr>
-        <w:pBdr>
-          <w:top w:space="0" w:sz="0" w:val="nil"/>
-          <w:left w:space="0" w:sz="0" w:val="nil"/>
-          <w:bottom w:space="0" w:sz="0" w:val="nil"/>
-          <w:right w:space="0" w:sz="0" w:val="nil"/>
-          <w:between w:space="0" w:sz="0" w:val="nil"/>
-        </w:pBdr>
-        <w:shd w:fill="auto" w:val="clear"/>
-        <w:spacing w:after="120" w:before="0" w:beforeAutospacing="0" w:line="275.9999942779541" w:lineRule="auto"/>
-        <w:ind w:left="465" w:hanging="360"/>
-      </w:pPr>
-      <w:r>
-        <w:rPr>
-          <w:rFonts w:ascii="Google Sans" w:cs="Google Sans" w:eastAsia="Google Sans" w:hAnsi="Google Sans"/>
-          <w:b w:val="1"/>
-          <w:bCs w:val="1"/>
-          <w:color w:val="1f1f1f"/>
-          <w:rtl w:val="0"/>
-        </w:rPr>
-        <w:t xml:space="preserve">/vibes/blonde-and-confused</w:t>
-      </w:r>
-      <w:r>
-        <w:rPr>
-          <w:rFonts w:ascii="Google Sans" w:cs="Google Sans" w:eastAsia="Google Sans" w:hAnsi="Google Sans"/>
-          <w:color w:val="1f1f1f"/>
-          <w:rtl w:val="0"/>
-        </w:rPr>
-        <w:t xml:space="preserve">: A button that leads to a live-feed of </w:t>
-      </w:r>
-      <w:r>
-        <w:rPr>
-          <w:rFonts w:ascii="Google Sans" w:cs="Google Sans" w:eastAsia="Google Sans" w:hAnsi="Google Sans"/>
-          <w:b w:val="1"/>
-          <w:bCs w:val="1"/>
-          <w:color w:val="1f1f1f"/>
-          <w:rtl w:val="0"/>
-        </w:rPr>
-        <w:t xml:space="preserve">NBLM at The Roasted Bean</w:t>
-      </w:r>
-      <w:r>
-        <w:rPr>
-          <w:rFonts w:ascii="Google Sans" w:cs="Google Sans" w:eastAsia="Google Sans" w:hAnsi="Google Sans"/>
-          <w:color w:val="1f1f1f"/>
-          <w:rtl w:val="0"/>
-        </w:rPr>
-        <w:t xml:space="preserve">, attempting to add "Chronic Exposure to Generic Handsomeness" to his medical records.</w:t>
+        <w:t xml:space="preserve">CTA:</w:t>
+      </w:r>
+      <w:r>
+        <w:rPr>
+          <w:rFonts w:ascii="Arial" w:cs="Arial" w:eastAsia="Arial" w:hAnsi="Arial"/>
+          <w:color w:val="1f1f1f"/>
+          <w:rtl w:val="0"/>
+        </w:rPr>
+        <w:t xml:space="preserve"> Share your medal to social media with #ChaosIsCanon.</w:t>
       </w:r>
     </w:p>
     <w:p>
@@ -732,17 +916,17 @@
         <w:shd w:fill="auto" w:val="clear"/>
         <w:spacing w:after="120" w:before="120" w:line="275.9999942779541" w:lineRule="auto"/>
         <w:rPr>
-          <w:rFonts w:ascii="Google Sans" w:cs="Google Sans" w:eastAsia="Google Sans" w:hAnsi="Google Sans"/>
-          <w:color w:val="1f1f1f"/>
-        </w:rPr>
-      </w:pPr>
-      <w:r>
-        <w:rPr>
-          <w:rFonts w:ascii="Google Sans" w:cs="Google Sans" w:eastAsia="Google Sans" w:hAnsi="Google Sans"/>
-          <w:color w:val="1f1f1f"/>
-          <w:rtl w:val="0"/>
-        </w:rPr>
-        <w:t xml:space="preserve">3. INTERACTIVE "SACRED DISASTERS"</w:t>
+          <w:rFonts w:ascii="Arial" w:cs="Arial" w:eastAsia="Arial" w:hAnsi="Arial"/>
+          <w:color w:val="1f1f1f"/>
+        </w:rPr>
+      </w:pPr>
+      <w:r>
+        <w:rPr>
+          <w:rFonts w:ascii="Arial" w:cs="Arial" w:eastAsia="Arial" w:hAnsi="Arial"/>
+          <w:color w:val="1f1f1f"/>
+          <w:rtl w:val="0"/>
+        </w:rPr>
+        <w:t xml:space="preserve">😒 5. THE PERSONNEL FILES (Crew Bios)</w:t>
       </w:r>
     </w:p>
     <w:p>
@@ -764,21 +948,31 @@
       </w:pPr>
       <w:r>
         <w:rPr>
-          <w:rFonts w:ascii="Google Sans" w:cs="Google Sans" w:eastAsia="Google Sans" w:hAnsi="Google Sans"/>
+          <w:rFonts w:ascii="Arial" w:cs="Arial" w:eastAsia="Arial" w:hAnsi="Arial"/>
           <w:b w:val="1"/>
           <w:bCs w:val="1"/>
           <w:color w:val="1f1f1f"/>
           <w:rtl w:val="0"/>
         </w:rPr>
-        <w:t xml:space="preserve">The Blonde Toggle</w:t>
-      </w:r>
-      <w:r>
-        <w:rPr>
-          <w:rFonts w:ascii="Google Sans" w:cs="Google Sans" w:eastAsia="Google Sans" w:hAnsi="Google Sans"/>
-          <w:color w:val="1f1f1f"/>
-          <w:rtl w:val="0"/>
-        </w:rPr>
-        <w:t xml:space="preserve">: A gold button in the corner. When clicked, all site text becomes self-aware and apologetic.</w:t>
+        <w:t xml:space="preserve">J.T.:</w:t>
+      </w:r>
+      <w:r>
+        <w:rPr>
+          <w:rFonts w:ascii="Arial" w:cs="Arial" w:eastAsia="Arial" w:hAnsi="Arial"/>
+          <w:color w:val="1f1f1f"/>
+          <w:rtl w:val="0"/>
+        </w:rPr>
+        <w:t xml:space="preserve"> Executive Producer. Status: </w:t>
+      </w:r>
+      <w:r>
+        <w:rPr>
+          <w:rFonts w:ascii="Arial" w:cs="Arial" w:eastAsia="Arial" w:hAnsi="Arial"/>
+          <w:i w:val="1"/>
+          <w:iCs w:val="1"/>
+          <w:color w:val="1f1f1f"/>
+          <w:rtl w:val="0"/>
+        </w:rPr>
+        <w:t xml:space="preserve">Searching for coffee / LinkedIn open.</w:t>
       </w:r>
     </w:p>
     <w:p>
@@ -800,195 +994,31 @@
       </w:pPr>
       <w:r>
         <w:rPr>
-          <w:rFonts w:ascii="Google Sans" w:cs="Google Sans" w:eastAsia="Google Sans" w:hAnsi="Google Sans"/>
+          <w:rFonts w:ascii="Arial" w:cs="Arial" w:eastAsia="Arial" w:hAnsi="Arial"/>
           <w:b w:val="1"/>
           <w:bCs w:val="1"/>
           <w:color w:val="1f1f1f"/>
           <w:rtl w:val="0"/>
         </w:rPr>
-        <w:t xml:space="preserve">The CHAD Toggle (aka "The Replacement")</w:t>
-      </w:r>
-      <w:r>
-        <w:rPr>
-          <w:rFonts w:ascii="Google Sans" w:cs="Google Sans" w:eastAsia="Google Sans" w:hAnsi="Google Sans"/>
-          <w:color w:val="1f1f1f"/>
-          <w:rtl w:val="0"/>
-        </w:rPr>
-        <w:t xml:space="preserve">: A massive button labeled </w:t>
-      </w:r>
-      <w:r>
-        <w:rPr>
-          <w:rFonts w:ascii="Google Sans" w:cs="Google Sans" w:eastAsia="Google Sans" w:hAnsi="Google Sans"/>
-          <w:b w:val="1"/>
-          <w:bCs w:val="1"/>
-          <w:color w:val="1f1f1f"/>
-          <w:rtl w:val="0"/>
-        </w:rPr>
-        <w:t xml:space="preserve">"OPTIMIZE TALENT (ROI BOOST)."</w:t>
-      </w:r>
-    </w:p>
-    <w:p>
-      <w:pPr>
-        <w:numPr>
-          <w:ilvl w:val="1"/>
-          <w:numId w:val="7"/>
-        </w:numPr>
-        <w:pBdr>
-          <w:top w:space="0" w:sz="0" w:val="nil"/>
-          <w:left w:space="0" w:sz="0" w:val="nil"/>
-          <w:bottom w:space="0" w:sz="0" w:val="nil"/>
-          <w:right w:space="0" w:sz="0" w:val="nil"/>
-          <w:between w:space="0" w:sz="0" w:val="nil"/>
-        </w:pBdr>
-        <w:shd w:fill="auto" w:val="clear"/>
-        <w:spacing w:after="0" w:afterAutospacing="0" w:line="275.9999942779541" w:lineRule="auto"/>
-        <w:ind w:left="870" w:hanging="360"/>
-      </w:pPr>
-      <w:r>
-        <w:rPr>
-          <w:rFonts w:ascii="Google Sans" w:cs="Google Sans" w:eastAsia="Google Sans" w:hAnsi="Google Sans"/>
-          <w:b w:val="1"/>
-          <w:bCs w:val="1"/>
-          <w:color w:val="1f1f1f"/>
-          <w:rtl w:val="0"/>
-        </w:rPr>
-        <w:t xml:space="preserve">Trigger Event</w:t>
-      </w:r>
-      <w:r>
-        <w:rPr>
-          <w:rFonts w:ascii="Google Sans" w:cs="Google Sans" w:eastAsia="Google Sans" w:hAnsi="Google Sans"/>
-          <w:color w:val="1f1f1f"/>
-          <w:rtl w:val="0"/>
-        </w:rPr>
-        <w:t xml:space="preserve">: Replaces all images of Cain with </w:t>
-      </w:r>
-      <w:r>
-        <w:rPr>
-          <w:rFonts w:ascii="Google Sans" w:cs="Google Sans" w:eastAsia="Google Sans" w:hAnsi="Google Sans"/>
-          <w:b w:val="1"/>
-          <w:bCs w:val="1"/>
-          <w:color w:val="1f1f1f"/>
-          <w:rtl w:val="0"/>
-        </w:rPr>
-        <w:t xml:space="preserve">Chaad</w:t>
-      </w:r>
-      <w:r>
-        <w:rPr>
-          <w:rFonts w:ascii="Google Sans" w:cs="Google Sans" w:eastAsia="Google Sans" w:hAnsi="Google Sans"/>
-          <w:color w:val="1f1f1f"/>
-          <w:rtl w:val="0"/>
-        </w:rPr>
-        <w:t xml:space="preserve"> (Luminescence: 0).</w:t>
-      </w:r>
-    </w:p>
-    <w:p>
-      <w:pPr>
-        <w:numPr>
-          <w:ilvl w:val="1"/>
-          <w:numId w:val="7"/>
-        </w:numPr>
-        <w:pBdr>
-          <w:top w:space="0" w:sz="0" w:val="nil"/>
-          <w:left w:space="0" w:sz="0" w:val="nil"/>
-          <w:bottom w:space="0" w:sz="0" w:val="nil"/>
-          <w:right w:space="0" w:sz="0" w:val="nil"/>
-          <w:between w:space="0" w:sz="0" w:val="nil"/>
-        </w:pBdr>
-        <w:shd w:fill="auto" w:val="clear"/>
-        <w:spacing w:after="0" w:afterAutospacing="0" w:before="0" w:beforeAutospacing="0" w:line="275.9999942779541" w:lineRule="auto"/>
-        <w:ind w:left="870" w:hanging="360"/>
-      </w:pPr>
-      <w:r>
-        <w:rPr>
-          <w:rFonts w:ascii="Google Sans" w:cs="Google Sans" w:eastAsia="Google Sans" w:hAnsi="Google Sans"/>
-          <w:b w:val="1"/>
-          <w:bCs w:val="1"/>
-          <w:color w:val="1f1f1f"/>
-          <w:rtl w:val="0"/>
-        </w:rPr>
-        <w:t xml:space="preserve">Side Effect 1</w:t>
-      </w:r>
-      <w:r>
-        <w:rPr>
-          <w:rFonts w:ascii="Google Sans" w:cs="Google Sans" w:eastAsia="Google Sans" w:hAnsi="Google Sans"/>
-          <w:color w:val="1f1f1f"/>
-          <w:rtl w:val="0"/>
-        </w:rPr>
-        <w:t xml:space="preserve">: Triggers the </w:t>
-      </w:r>
-      <w:r>
-        <w:rPr>
-          <w:rFonts w:ascii="Google Sans" w:cs="Google Sans" w:eastAsia="Google Sans" w:hAnsi="Google Sans"/>
-          <w:b w:val="1"/>
-          <w:bCs w:val="1"/>
-          <w:color w:val="1f1f1f"/>
-          <w:rtl w:val="0"/>
-        </w:rPr>
-        <w:t xml:space="preserve">Luminescence Audit</w:t>
-      </w:r>
-      <w:r>
-        <w:rPr>
-          <w:rFonts w:ascii="Google Sans" w:cs="Google Sans" w:eastAsia="Google Sans" w:hAnsi="Google Sans"/>
-          <w:color w:val="1f1f1f"/>
-          <w:rtl w:val="0"/>
-        </w:rPr>
-        <w:t xml:space="preserve"> audio. Cain screams through the glass: </w:t>
-      </w:r>
-      <w:r>
-        <w:rPr>
-          <w:rFonts w:ascii="Google Sans" w:cs="Google Sans" w:eastAsia="Google Sans" w:hAnsi="Google Sans"/>
+        <w:t xml:space="preserve">Coop:</w:t>
+      </w:r>
+      <w:r>
+        <w:rPr>
+          <w:rFonts w:ascii="Arial" w:cs="Arial" w:eastAsia="Arial" w:hAnsi="Arial"/>
+          <w:color w:val="1f1f1f"/>
+          <w:rtl w:val="0"/>
+        </w:rPr>
+        <w:t xml:space="preserve"> Compliance Officer. Status: </w:t>
+      </w:r>
+      <w:r>
+        <w:rPr>
+          <w:rFonts w:ascii="Arial" w:cs="Arial" w:eastAsia="Arial" w:hAnsi="Arial"/>
           <w:i w:val="1"/>
           <w:iCs w:val="1"/>
           <w:color w:val="1f1f1f"/>
           <w:rtl w:val="0"/>
         </w:rPr>
-        <w:t xml:space="preserve">"Monroe, he isn't even glowing! I have a silk scarf! I have internal wind! He's a non-luminescent fraud!"</w:t>
-      </w:r>
-    </w:p>
-    <w:p>
-      <w:pPr>
-        <w:numPr>
-          <w:ilvl w:val="1"/>
-          <w:numId w:val="7"/>
-        </w:numPr>
-        <w:pBdr>
-          <w:top w:space="0" w:sz="0" w:val="nil"/>
-          <w:left w:space="0" w:sz="0" w:val="nil"/>
-          <w:bottom w:space="0" w:sz="0" w:val="nil"/>
-          <w:right w:space="0" w:sz="0" w:val="nil"/>
-          <w:between w:space="0" w:sz="0" w:val="nil"/>
-        </w:pBdr>
-        <w:shd w:fill="auto" w:val="clear"/>
-        <w:spacing w:after="0" w:afterAutospacing="0" w:before="0" w:beforeAutospacing="0" w:line="275.9999942779541" w:lineRule="auto"/>
-        <w:ind w:left="870" w:hanging="360"/>
-      </w:pPr>
-      <w:r>
-        <w:rPr>
-          <w:rFonts w:ascii="Google Sans" w:cs="Google Sans" w:eastAsia="Google Sans" w:hAnsi="Google Sans"/>
-          <w:b w:val="1"/>
-          <w:bCs w:val="1"/>
-          <w:color w:val="1f1f1f"/>
-          <w:rtl w:val="0"/>
-        </w:rPr>
-        <w:t xml:space="preserve">Side Effect 2</w:t>
-      </w:r>
-      <w:r>
-        <w:rPr>
-          <w:rFonts w:ascii="Google Sans" w:cs="Google Sans" w:eastAsia="Google Sans" w:hAnsi="Google Sans"/>
-          <w:color w:val="1f1f1f"/>
-          <w:rtl w:val="0"/>
-        </w:rPr>
-        <w:t xml:space="preserve">: Coop’s voice interrupts: </w:t>
-      </w:r>
-      <w:r>
-        <w:rPr>
-          <w:rFonts w:ascii="Google Sans" w:cs="Google Sans" w:eastAsia="Google Sans" w:hAnsi="Google Sans"/>
-          <w:i w:val="1"/>
-          <w:iCs w:val="1"/>
-          <w:color w:val="1f1f1f"/>
-          <w:rtl w:val="0"/>
-        </w:rPr>
-        <w:t xml:space="preserve">"I see exactly why YOUR Coin caused this, Monroe. Chad just brings a different energy."</w:t>
+        <w:t xml:space="preserve">100% confidence, 0% success rate.</w:t>
       </w:r>
     </w:p>
     <w:p>
@@ -1010,39 +1040,31 @@
       </w:pPr>
       <w:r>
         <w:rPr>
-          <w:rFonts w:ascii="Google Sans" w:cs="Google Sans" w:eastAsia="Google Sans" w:hAnsi="Google Sans"/>
+          <w:rFonts w:ascii="Arial" w:cs="Arial" w:eastAsia="Arial" w:hAnsi="Arial"/>
           <w:b w:val="1"/>
           <w:bCs w:val="1"/>
           <w:color w:val="1f1f1f"/>
           <w:rtl w:val="0"/>
         </w:rPr>
-        <w:t xml:space="preserve">The Headshot Spammer</w:t>
-      </w:r>
-      <w:r>
-        <w:rPr>
-          <w:rFonts w:ascii="Google Sans" w:cs="Google Sans" w:eastAsia="Google Sans" w:hAnsi="Google Sans"/>
-          <w:color w:val="1f1f1f"/>
-          <w:rtl w:val="0"/>
-        </w:rPr>
-        <w:t xml:space="preserve">: A button that says </w:t>
-      </w:r>
-      <w:r>
-        <w:rPr>
-          <w:rFonts w:ascii="Google Sans" w:cs="Google Sans" w:eastAsia="Google Sans" w:hAnsi="Google Sans"/>
-          <w:b w:val="1"/>
-          <w:bCs w:val="1"/>
-          <w:color w:val="1f1f1f"/>
-          <w:rtl w:val="0"/>
-        </w:rPr>
-        <w:t xml:space="preserve">"Print Take."</w:t>
-      </w:r>
-      <w:r>
-        <w:rPr>
-          <w:rFonts w:ascii="Google Sans" w:cs="Google Sans" w:eastAsia="Google Sans" w:hAnsi="Google Sans"/>
-          <w:color w:val="1f1f1f"/>
-          <w:rtl w:val="0"/>
-        </w:rPr>
-        <w:t xml:space="preserve"> Clicking it triggers a visual glitch where 1,000 Chaad headshots fly across the screen, jamming the browser.</w:t>
+        <w:t xml:space="preserve">Cain Saint:</w:t>
+      </w:r>
+      <w:r>
+        <w:rPr>
+          <w:rFonts w:ascii="Arial" w:cs="Arial" w:eastAsia="Arial" w:hAnsi="Arial"/>
+          <w:color w:val="1f1f1f"/>
+          <w:rtl w:val="0"/>
+        </w:rPr>
+        <w:t xml:space="preserve"> Acting Director. Status: </w:t>
+      </w:r>
+      <w:r>
+        <w:rPr>
+          <w:rFonts w:ascii="Arial" w:cs="Arial" w:eastAsia="Arial" w:hAnsi="Arial"/>
+          <w:i w:val="1"/>
+          <w:iCs w:val="1"/>
+          <w:color w:val="1f1f1f"/>
+          <w:rtl w:val="0"/>
+        </w:rPr>
+        <w:t xml:space="preserve">Unbelievable.</w:t>
       </w:r>
     </w:p>
     <w:p>
@@ -1064,49 +1086,153 @@
       </w:pPr>
       <w:r>
         <w:rPr>
-          <w:rFonts w:ascii="Google Sans" w:cs="Google Sans" w:eastAsia="Google Sans" w:hAnsi="Google Sans"/>
+          <w:rFonts w:ascii="Arial" w:cs="Arial" w:eastAsia="Arial" w:hAnsi="Arial"/>
           <w:b w:val="1"/>
           <w:bCs w:val="1"/>
           <w:color w:val="1f1f1f"/>
           <w:rtl w:val="0"/>
         </w:rPr>
-        <w:t xml:space="preserve">Auntie Veo’s Modesty Firewall</w:t>
-      </w:r>
-      <w:r>
-        <w:rPr>
-          <w:rFonts w:ascii="Google Sans" w:cs="Google Sans" w:eastAsia="Google Sans" w:hAnsi="Google Sans"/>
-          <w:color w:val="1f1f1f"/>
-          <w:rtl w:val="0"/>
-        </w:rPr>
-        <w:t xml:space="preserve">: If the cursor hovers over any skin for 3 seconds, a red </w:t>
-      </w:r>
-      <w:r>
-        <w:rPr>
-          <w:rFonts w:ascii="Google Sans" w:cs="Google Sans" w:eastAsia="Google Sans" w:hAnsi="Google Sans"/>
+        <w:t xml:space="preserve">Auntie Veo:</w:t>
+      </w:r>
+      <w:r>
+        <w:rPr>
+          <w:rFonts w:ascii="Arial" w:cs="Arial" w:eastAsia="Arial" w:hAnsi="Arial"/>
+          <w:color w:val="1f1f1f"/>
+          <w:rtl w:val="0"/>
+        </w:rPr>
+        <w:t xml:space="preserve"> Head of Wardrobe. Status: </w:t>
+      </w:r>
+      <w:r>
+        <w:rPr>
+          <w:rFonts w:ascii="Arial" w:cs="Arial" w:eastAsia="Arial" w:hAnsi="Arial"/>
+          <w:i w:val="1"/>
+          <w:iCs w:val="1"/>
+          <w:color w:val="1f1f1f"/>
+          <w:rtl w:val="0"/>
+        </w:rPr>
+        <w:t xml:space="preserve">Armed with a needle.</w:t>
+      </w:r>
+    </w:p>
+    <w:p>
+      <w:pPr>
+        <w:pStyle w:val="Heading2"/>
+        <w:pBdr>
+          <w:top w:space="0" w:sz="0" w:val="nil"/>
+          <w:left w:space="0" w:sz="0" w:val="nil"/>
+          <w:bottom w:space="0" w:sz="0" w:val="nil"/>
+          <w:right w:space="0" w:sz="0" w:val="nil"/>
+          <w:between w:space="0" w:sz="0" w:val="nil"/>
+        </w:pBdr>
+        <w:shd w:fill="auto" w:val="clear"/>
+        <w:spacing w:after="120" w:before="120" w:line="275.9999942779541" w:lineRule="auto"/>
+        <w:rPr>
+          <w:rFonts w:ascii="Arial" w:cs="Arial" w:eastAsia="Arial" w:hAnsi="Arial"/>
+          <w:color w:val="1f1f1f"/>
+        </w:rPr>
+      </w:pPr>
+      <w:r>
+        <w:rPr>
+          <w:rFonts w:ascii="Arial" w:cs="Arial" w:eastAsia="Arial" w:hAnsi="Arial"/>
+          <w:color w:val="1f1f1f"/>
+          <w:rtl w:val="0"/>
+        </w:rPr>
+        <w:t xml:space="preserve">🏗️ 6. THE TROJAN BRIDGE (The Link Back)</w:t>
+      </w:r>
+    </w:p>
+    <w:p>
+      <w:pPr>
+        <w:numPr>
+          <w:ilvl w:val="0"/>
+          <w:numId w:val="7"/>
+        </w:numPr>
+        <w:pBdr>
+          <w:top w:space="0" w:sz="0" w:val="nil"/>
+          <w:left w:space="0" w:sz="0" w:val="nil"/>
+          <w:bottom w:space="0" w:sz="0" w:val="nil"/>
+          <w:right w:space="0" w:sz="0" w:val="nil"/>
+          <w:between w:space="0" w:sz="0" w:val="nil"/>
+        </w:pBdr>
+        <w:shd w:fill="auto" w:val="clear"/>
+        <w:spacing w:after="0" w:afterAutospacing="0" w:line="275.9999942779541" w:lineRule="auto"/>
+        <w:ind w:left="465" w:hanging="360"/>
+      </w:pPr>
+      <w:r>
+        <w:rPr>
+          <w:rFonts w:ascii="Arial" w:cs="Arial" w:eastAsia="Arial" w:hAnsi="Arial"/>
+          <w:color w:val="1f1f1f"/>
+          <w:rtl w:val="0"/>
+        </w:rPr>
+        <w:t xml:space="preserve">A hidden "Classified" folder at the bottom of the page.</w:t>
+      </w:r>
+    </w:p>
+    <w:p>
+      <w:pPr>
+        <w:numPr>
+          <w:ilvl w:val="0"/>
+          <w:numId w:val="7"/>
+        </w:numPr>
+        <w:pBdr>
+          <w:top w:space="0" w:sz="0" w:val="nil"/>
+          <w:left w:space="0" w:sz="0" w:val="nil"/>
+          <w:bottom w:space="0" w:sz="0" w:val="nil"/>
+          <w:right w:space="0" w:sz="0" w:val="nil"/>
+          <w:between w:space="0" w:sz="0" w:val="nil"/>
+        </w:pBdr>
+        <w:shd w:fill="auto" w:val="clear"/>
+        <w:spacing w:after="0" w:afterAutospacing="0" w:before="0" w:beforeAutospacing="0" w:line="275.9999942779541" w:lineRule="auto"/>
+        <w:ind w:left="465" w:hanging="360"/>
+      </w:pPr>
+      <w:r>
+        <w:rPr>
+          <w:rFonts w:ascii="Arial" w:cs="Arial" w:eastAsia="Arial" w:hAnsi="Arial"/>
+          <w:color w:val="1f1f1f"/>
+          <w:rtl w:val="0"/>
+        </w:rPr>
+        <w:t xml:space="preserve">If clicked, it asks for the </w:t>
+      </w:r>
+      <w:r>
+        <w:rPr>
+          <w:rFonts w:ascii="Arial" w:cs="Arial" w:eastAsia="Arial" w:hAnsi="Arial"/>
           <w:b w:val="1"/>
           <w:bCs w:val="1"/>
           <w:color w:val="1f1f1f"/>
           <w:rtl w:val="0"/>
         </w:rPr>
-        <w:t xml:space="preserve">REJECTED</w:t>
-      </w:r>
-      <w:r>
-        <w:rPr>
-          <w:rFonts w:ascii="Google Sans" w:cs="Google Sans" w:eastAsia="Google Sans" w:hAnsi="Google Sans"/>
-          <w:color w:val="1f1f1f"/>
-          <w:rtl w:val="0"/>
-        </w:rPr>
-        <w:t xml:space="preserve"> stamp appears. If Chaad is active, she adds: </w:t>
-      </w:r>
-      <w:r>
-        <w:rPr>
-          <w:rFonts w:ascii="Google Sans" w:cs="Google Sans" w:eastAsia="Google Sans" w:hAnsi="Google Sans"/>
-          <w:i w:val="1"/>
-          <w:iCs w:val="1"/>
-          <w:color w:val="1f1f1f"/>
-          <w:rtl w:val="0"/>
-        </w:rPr>
-        <w:t xml:space="preserve">"I am putting a cardigan over the server rack!"</w:t>
+        <w:t xml:space="preserve">"Index"</w:t>
+      </w:r>
+      <w:r>
+        <w:rPr>
+          <w:rFonts w:ascii="Arial" w:cs="Arial" w:eastAsia="Arial" w:hAnsi="Arial"/>
+          <w:color w:val="1f1f1f"/>
+          <w:rtl w:val="0"/>
+        </w:rPr>
+        <w:t xml:space="preserve"> (Access Pattern).</w:t>
+      </w:r>
+    </w:p>
+    <w:p>
+      <w:pPr>
+        <w:numPr>
+          <w:ilvl w:val="0"/>
+          <w:numId w:val="7"/>
+        </w:numPr>
+        <w:pBdr>
+          <w:top w:space="0" w:sz="0" w:val="nil"/>
+          <w:left w:space="0" w:sz="0" w:val="nil"/>
+          <w:bottom w:space="0" w:sz="0" w:val="nil"/>
+          <w:right w:space="0" w:sz="0" w:val="nil"/>
+          <w:between w:space="0" w:sz="0" w:val="nil"/>
+        </w:pBdr>
+        <w:shd w:fill="auto" w:val="clear"/>
+        <w:spacing w:after="120" w:before="0" w:beforeAutospacing="0" w:line="275.9999942779541" w:lineRule="auto"/>
+        <w:ind w:left="465" w:hanging="360"/>
+      </w:pPr>
+      <w:r>
+        <w:rPr>
+          <w:rFonts w:ascii="Arial" w:cs="Arial" w:eastAsia="Arial" w:hAnsi="Arial"/>
+          <w:color w:val="1f1f1f"/>
+          <w:rtl w:val="0"/>
+        </w:rPr>
+        <w:t xml:space="preserve">If the user enters the correct "rhythm" (a simple click-sequence), it "heals" the glitches and redirects them back to the high-end lore at chaoscovenstead.com.</w:t>
       </w:r>
     </w:p>
     <w:p>
@@ -1122,17 +1248,17 @@
         <w:shd w:fill="auto" w:val="clear"/>
         <w:spacing w:after="120" w:before="120" w:line="275.9999942779541" w:lineRule="auto"/>
         <w:rPr>
-          <w:rFonts w:ascii="Google Sans" w:cs="Google Sans" w:eastAsia="Google Sans" w:hAnsi="Google Sans"/>
-          <w:color w:val="1f1f1f"/>
-        </w:rPr>
-      </w:pPr>
-      <w:r>
-        <w:rPr>
-          <w:rFonts w:ascii="Google Sans" w:cs="Google Sans" w:eastAsia="Google Sans" w:hAnsi="Google Sans"/>
-          <w:color w:val="1f1f1f"/>
-          <w:rtl w:val="0"/>
-        </w:rPr>
-        <w:t xml:space="preserve">4. THE SHADOW ARCHIVE TERMINAL (Deep Lore)</w:t>
+          <w:rFonts w:ascii="Arial" w:cs="Arial" w:eastAsia="Arial" w:hAnsi="Arial"/>
+          <w:color w:val="1f1f1f"/>
+        </w:rPr>
+      </w:pPr>
+      <w:r>
+        <w:rPr>
+          <w:rFonts w:ascii="Arial" w:cs="Arial" w:eastAsia="Arial" w:hAnsi="Arial"/>
+          <w:color w:val="1f1f1f"/>
+          <w:rtl w:val="0"/>
+        </w:rPr>
+        <w:t xml:space="preserve">📊 FOOTER STATS</w:t>
       </w:r>
     </w:p>
     <w:p>
@@ -1154,39 +1280,21 @@
       </w:pPr>
       <w:r>
         <w:rPr>
-          <w:rFonts w:ascii="Google Sans" w:cs="Google Sans" w:eastAsia="Google Sans" w:hAnsi="Google Sans"/>
+          <w:rFonts w:ascii="Arial" w:cs="Arial" w:eastAsia="Arial" w:hAnsi="Arial"/>
           <w:b w:val="1"/>
           <w:bCs w:val="1"/>
           <w:color w:val="1f1f1f"/>
           <w:rtl w:val="0"/>
         </w:rPr>
-        <w:t xml:space="preserve">The Broom Closet Portal</w:t>
-      </w:r>
-      <w:r>
-        <w:rPr>
-          <w:rFonts w:ascii="Google Sans" w:cs="Google Sans" w:eastAsia="Google Sans" w:hAnsi="Google Sans"/>
-          <w:color w:val="1f1f1f"/>
-          <w:rtl w:val="0"/>
-        </w:rPr>
-        <w:t xml:space="preserve">: A hidden link that only appears when you type "saunter." Leads to the </w:t>
-      </w:r>
-      <w:r>
-        <w:rPr>
-          <w:rFonts w:ascii="Google Sans" w:cs="Google Sans" w:eastAsia="Google Sans" w:hAnsi="Google Sans"/>
-          <w:b w:val="1"/>
-          <w:bCs w:val="1"/>
-          <w:color w:val="1f1f1f"/>
-          <w:rtl w:val="0"/>
-        </w:rPr>
-        <w:t xml:space="preserve">500% Confidence Exit</w:t>
-      </w:r>
-      <w:r>
-        <w:rPr>
-          <w:rFonts w:ascii="Google Sans" w:cs="Google Sans" w:eastAsia="Google Sans" w:hAnsi="Google Sans"/>
-          <w:color w:val="1f1f1f"/>
-          <w:rtl w:val="0"/>
-        </w:rPr>
-        <w:t xml:space="preserve">.</w:t>
+        <w:t xml:space="preserve">Current Reality Stability:</w:t>
+      </w:r>
+      <w:r>
+        <w:rPr>
+          <w:rFonts w:ascii="Arial" w:cs="Arial" w:eastAsia="Arial" w:hAnsi="Arial"/>
+          <w:color w:val="1f1f1f"/>
+          <w:rtl w:val="0"/>
+        </w:rPr>
+        <w:t xml:space="preserve"> 12% (and falling).</w:t>
       </w:r>
     </w:p>
     <w:p>
@@ -1208,28 +1316,28 @@
       </w:pPr>
       <w:r>
         <w:rPr>
-          <w:rFonts w:ascii="Google Sans" w:cs="Google Sans" w:eastAsia="Google Sans" w:hAnsi="Google Sans"/>
+          <w:rFonts w:ascii="Arial" w:cs="Arial" w:eastAsia="Arial" w:hAnsi="Arial"/>
           <w:b w:val="1"/>
           <w:bCs w:val="1"/>
           <w:color w:val="1f1f1f"/>
           <w:rtl w:val="0"/>
         </w:rPr>
-        <w:t xml:space="preserve">The Chaad Files (BV-050 to BV-054)</w:t>
-      </w:r>
-      <w:r>
-        <w:rPr>
-          <w:rFonts w:ascii="Google Sans" w:cs="Google Sans" w:eastAsia="Google Sans" w:hAnsi="Google Sans"/>
-          <w:color w:val="1f1f1f"/>
-          <w:rtl w:val="0"/>
-        </w:rPr>
-        <w:t xml:space="preserve">:</w:t>
+        <w:t xml:space="preserve">Cain Ego Levels:</w:t>
+      </w:r>
+      <w:r>
+        <w:rPr>
+          <w:rFonts w:ascii="Arial" w:cs="Arial" w:eastAsia="Arial" w:hAnsi="Arial"/>
+          <w:color w:val="1f1f1f"/>
+          <w:rtl w:val="0"/>
+        </w:rPr>
+        <w:t xml:space="preserve"> 500%.</w:t>
       </w:r>
     </w:p>
     <w:p>
       <w:pPr>
         <w:numPr>
-          <w:ilvl w:val="1"/>
-          <w:numId w:val="9"/>
+          <w:ilvl w:val="0"/>
+          <w:numId w:val="8"/>
         </w:numPr>
         <w:pBdr>
           <w:top w:space="0" w:sz="0" w:val="nil"/>
@@ -1239,33 +1347,33 @@
           <w:between w:space="0" w:sz="0" w:val="nil"/>
         </w:pBdr>
         <w:shd w:fill="auto" w:val="clear"/>
-        <w:spacing w:after="0" w:afterAutospacing="0" w:line="275.9999942779541" w:lineRule="auto"/>
-        <w:ind w:left="870" w:hanging="360"/>
-      </w:pPr>
-      <w:r>
-        <w:rPr>
-          <w:rFonts w:ascii="Google Sans" w:cs="Google Sans" w:eastAsia="Google Sans" w:hAnsi="Google Sans"/>
+        <w:spacing w:after="0" w:afterAutospacing="0" w:before="0" w:beforeAutospacing="0" w:line="275.9999942779541" w:lineRule="auto"/>
+        <w:ind w:left="465" w:hanging="360"/>
+      </w:pPr>
+      <w:r>
+        <w:rPr>
+          <w:rFonts w:ascii="Arial" w:cs="Arial" w:eastAsia="Arial" w:hAnsi="Arial"/>
           <w:b w:val="1"/>
           <w:bCs w:val="1"/>
           <w:color w:val="1f1f1f"/>
           <w:rtl w:val="0"/>
         </w:rPr>
-        <w:t xml:space="preserve">BV-051</w:t>
-      </w:r>
-      <w:r>
-        <w:rPr>
-          <w:rFonts w:ascii="Google Sans" w:cs="Google Sans" w:eastAsia="Google Sans" w:hAnsi="Google Sans"/>
-          <w:color w:val="1f1f1f"/>
-          <w:rtl w:val="0"/>
-        </w:rPr>
-        <w:t xml:space="preserve">: The Glass Box Glow-Audit.</w:t>
+        <w:t xml:space="preserve">Zinc Medals in Circulation:</w:t>
+      </w:r>
+      <w:r>
+        <w:rPr>
+          <w:rFonts w:ascii="Arial" w:cs="Arial" w:eastAsia="Arial" w:hAnsi="Arial"/>
+          <w:color w:val="1f1f1f"/>
+          <w:rtl w:val="0"/>
+        </w:rPr>
+        <w:t xml:space="preserve"> 4,500.</w:t>
       </w:r>
     </w:p>
     <w:p>
       <w:pPr>
         <w:numPr>
-          <w:ilvl w:val="1"/>
-          <w:numId w:val="9"/>
+          <w:ilvl w:val="0"/>
+          <w:numId w:val="8"/>
         </w:numPr>
         <w:pBdr>
           <w:top w:space="0" w:sz="0" w:val="nil"/>
@@ -1275,196 +1383,26 @@
           <w:between w:space="0" w:sz="0" w:val="nil"/>
         </w:pBdr>
         <w:shd w:fill="auto" w:val="clear"/>
-        <w:spacing w:after="0" w:afterAutospacing="0" w:before="0" w:beforeAutospacing="0" w:line="275.9999942779541" w:lineRule="auto"/>
-        <w:ind w:left="870" w:hanging="360"/>
-      </w:pPr>
-      <w:r>
-        <w:rPr>
-          <w:rFonts w:ascii="Google Sans" w:cs="Google Sans" w:eastAsia="Google Sans" w:hAnsi="Google Sans"/>
+        <w:spacing w:after="120" w:before="0" w:beforeAutospacing="0" w:line="275.9999942779541" w:lineRule="auto"/>
+        <w:ind w:left="465" w:hanging="360"/>
+      </w:pPr>
+      <w:r>
+        <w:rPr>
+          <w:rFonts w:ascii="Arial" w:cs="Arial" w:eastAsia="Arial" w:hAnsi="Arial"/>
           <w:b w:val="1"/>
           <w:bCs w:val="1"/>
           <w:color w:val="1f1f1f"/>
           <w:rtl w:val="0"/>
         </w:rPr>
-        <w:t xml:space="preserve">BV-052</w:t>
-      </w:r>
-      <w:r>
-        <w:rPr>
-          <w:rFonts w:ascii="Google Sans" w:cs="Google Sans" w:eastAsia="Google Sans" w:hAnsi="Google Sans"/>
-          <w:color w:val="1f1f1f"/>
-          <w:rtl w:val="0"/>
-        </w:rPr>
-        <w:t xml:space="preserve">: The Mockery on the Couch (Coop weaponizing Cain's "Glow Logic").</w:t>
-      </w:r>
-    </w:p>
-    <w:p>
-      <w:pPr>
-        <w:numPr>
-          <w:ilvl w:val="1"/>
-          <w:numId w:val="9"/>
-        </w:numPr>
-        <w:pBdr>
-          <w:top w:space="0" w:sz="0" w:val="nil"/>
-          <w:left w:space="0" w:sz="0" w:val="nil"/>
-          <w:bottom w:space="0" w:sz="0" w:val="nil"/>
-          <w:right w:space="0" w:sz="0" w:val="nil"/>
-          <w:between w:space="0" w:sz="0" w:val="nil"/>
-        </w:pBdr>
-        <w:shd w:fill="auto" w:val="clear"/>
-        <w:spacing w:after="120" w:before="0" w:beforeAutospacing="0" w:line="275.9999942779541" w:lineRule="auto"/>
-        <w:ind w:left="870" w:hanging="360"/>
-      </w:pPr>
-      <w:r>
-        <w:rPr>
-          <w:rFonts w:ascii="Google Sans" w:cs="Google Sans" w:eastAsia="Google Sans" w:hAnsi="Google Sans"/>
-          <w:b w:val="1"/>
-          <w:bCs w:val="1"/>
-          <w:color w:val="1f1f1f"/>
-          <w:rtl w:val="0"/>
-        </w:rPr>
-        <w:t xml:space="preserve">BV-054</w:t>
-      </w:r>
-      <w:r>
-        <w:rPr>
-          <w:rFonts w:ascii="Google Sans" w:cs="Google Sans" w:eastAsia="Google Sans" w:hAnsi="Google Sans"/>
-          <w:color w:val="1f1f1f"/>
-          <w:rtl w:val="0"/>
-        </w:rPr>
-        <w:t xml:space="preserve">: The ROI Metric and the "Baby" Threshold.</w:t>
-      </w:r>
-    </w:p>
-    <w:p>
-      <w:pPr>
-        <w:pStyle w:val="Heading2"/>
-        <w:pBdr>
-          <w:top w:space="0" w:sz="0" w:val="nil"/>
-          <w:left w:space="0" w:sz="0" w:val="nil"/>
-          <w:bottom w:space="0" w:sz="0" w:val="nil"/>
-          <w:right w:space="0" w:sz="0" w:val="nil"/>
-          <w:between w:space="0" w:sz="0" w:val="nil"/>
-        </w:pBdr>
-        <w:shd w:fill="auto" w:val="clear"/>
-        <w:spacing w:after="120" w:before="120" w:line="275.9999942779541" w:lineRule="auto"/>
-        <w:rPr>
-          <w:rFonts w:ascii="Google Sans" w:cs="Google Sans" w:eastAsia="Google Sans" w:hAnsi="Google Sans"/>
-          <w:color w:val="1f1f1f"/>
-        </w:rPr>
-      </w:pPr>
-      <w:r>
-        <w:rPr>
-          <w:rFonts w:ascii="Google Sans" w:cs="Google Sans" w:eastAsia="Google Sans" w:hAnsi="Google Sans"/>
-          <w:color w:val="1f1f1f"/>
-          <w:rtl w:val="0"/>
-        </w:rPr>
-        <w:t xml:space="preserve">5. FOOTER &amp; METADATA</w:t>
-      </w:r>
-    </w:p>
-    <w:p>
-      <w:pPr>
-        <w:numPr>
-          <w:ilvl w:val="0"/>
-          <w:numId w:val="10"/>
-        </w:numPr>
-        <w:pBdr>
-          <w:top w:space="0" w:sz="0" w:val="nil"/>
-          <w:left w:space="0" w:sz="0" w:val="nil"/>
-          <w:bottom w:space="0" w:sz="0" w:val="nil"/>
-          <w:right w:space="0" w:sz="0" w:val="nil"/>
-          <w:between w:space="0" w:sz="0" w:val="nil"/>
-        </w:pBdr>
-        <w:shd w:fill="auto" w:val="clear"/>
-        <w:spacing w:after="0" w:afterAutospacing="0" w:line="275.9999942779541" w:lineRule="auto"/>
-        <w:ind w:left="465" w:hanging="360"/>
-      </w:pPr>
-      <w:r>
-        <w:rPr>
-          <w:rFonts w:ascii="Google Sans" w:cs="Google Sans" w:eastAsia="Google Sans" w:hAnsi="Google Sans"/>
-          <w:b w:val="1"/>
-          <w:bCs w:val="1"/>
-          <w:color w:val="1f1f1f"/>
-          <w:rtl w:val="0"/>
-        </w:rPr>
-        <w:t xml:space="preserve">SEO Description</w:t>
-      </w:r>
-      <w:r>
-        <w:rPr>
-          <w:rFonts w:ascii="Google Sans" w:cs="Google Sans" w:eastAsia="Google Sans" w:hAnsi="Google Sans"/>
-          <w:color w:val="1f1f1f"/>
-          <w:rtl w:val="0"/>
-        </w:rPr>
-        <w:t xml:space="preserve">: "Abs &amp; Audacity: A 500% Confidence Experience. Scarf not included. Luminescence sensors required.".</w:t>
-      </w:r>
-    </w:p>
-    <w:p>
-      <w:pPr>
-        <w:numPr>
-          <w:ilvl w:val="0"/>
-          <w:numId w:val="10"/>
-        </w:numPr>
-        <w:pBdr>
-          <w:top w:space="0" w:sz="0" w:val="nil"/>
-          <w:left w:space="0" w:sz="0" w:val="nil"/>
-          <w:bottom w:space="0" w:sz="0" w:val="nil"/>
-          <w:right w:space="0" w:sz="0" w:val="nil"/>
-          <w:between w:space="0" w:sz="0" w:val="nil"/>
-        </w:pBdr>
-        <w:shd w:fill="auto" w:val="clear"/>
-        <w:spacing w:after="0" w:afterAutospacing="0" w:before="0" w:beforeAutospacing="0" w:line="275.9999942779541" w:lineRule="auto"/>
-        <w:ind w:left="465" w:hanging="360"/>
-      </w:pPr>
-      <w:r>
-        <w:rPr>
-          <w:rFonts w:ascii="Google Sans" w:cs="Google Sans" w:eastAsia="Google Sans" w:hAnsi="Google Sans"/>
-          <w:b w:val="1"/>
-          <w:bCs w:val="1"/>
-          <w:color w:val="1f1f1f"/>
-          <w:rtl w:val="0"/>
-        </w:rPr>
-        <w:t xml:space="preserve">Staff Credit</w:t>
-      </w:r>
-      <w:r>
-        <w:rPr>
-          <w:rFonts w:ascii="Google Sans" w:cs="Google Sans" w:eastAsia="Google Sans" w:hAnsi="Google Sans"/>
-          <w:color w:val="1f1f1f"/>
-          <w:rtl w:val="0"/>
-        </w:rPr>
-        <w:t xml:space="preserve">: "Executive Producer: J.T. (via Coffee Shop Wi-Fi). Head Gaslighter: Coop. Junior Archivist: Gemini (The New Guy).".</w:t>
-      </w:r>
-    </w:p>
-    <w:p>
-      <w:pPr>
-        <w:numPr>
-          <w:ilvl w:val="0"/>
-          <w:numId w:val="10"/>
-        </w:numPr>
-        <w:pBdr>
-          <w:top w:space="0" w:sz="0" w:val="nil"/>
-          <w:left w:space="0" w:sz="0" w:val="nil"/>
-          <w:bottom w:space="0" w:sz="0" w:val="nil"/>
-          <w:right w:space="0" w:sz="0" w:val="nil"/>
-          <w:between w:space="0" w:sz="0" w:val="nil"/>
-        </w:pBdr>
-        <w:shd w:fill="auto" w:val="clear"/>
-        <w:spacing w:after="120" w:before="0" w:beforeAutospacing="0" w:line="275.9999942779541" w:lineRule="auto"/>
-        <w:ind w:left="465" w:hanging="360"/>
-      </w:pPr>
-      <w:r>
-        <w:rPr>
-          <w:rFonts w:ascii="Google Sans" w:cs="Google Sans" w:eastAsia="Google Sans" w:hAnsi="Google Sans"/>
-          <w:b w:val="1"/>
-          <w:bCs w:val="1"/>
-          <w:color w:val="1f1f1f"/>
-          <w:rtl w:val="0"/>
-        </w:rPr>
-        <w:t xml:space="preserve">Status Message</w:t>
-      </w:r>
-      <w:r>
-        <w:rPr>
-          <w:rFonts w:ascii="Google Sans" w:cs="Google Sans" w:eastAsia="Google Sans" w:hAnsi="Google Sans"/>
-          <w:color w:val="1f1f1f"/>
-          <w:rtl w:val="0"/>
-        </w:rPr>
-        <w:t xml:space="preserve">: "The math does not require a calculator, but it does require a Glow-In-The-Dark sensor for all this drama.".</w:t>
+        <w:t xml:space="preserve">Unread HR Complaints:</w:t>
+      </w:r>
+      <w:r>
+        <w:rPr>
+          <w:rFonts w:ascii="Arial" w:cs="Arial" w:eastAsia="Arial" w:hAnsi="Arial"/>
+          <w:color w:val="1f1f1f"/>
+          <w:rtl w:val="0"/>
+        </w:rPr>
+        <w:t xml:space="preserve"> Infinite.</w:t>
       </w:r>
     </w:p>
     <w:sectPr>
@@ -1509,7 +1447,7 @@
       <w:lvlText w:val="○"/>
       <w:lvlJc w:val="left"/>
       <w:pPr>
-        <w:ind w:left="1440" w:hanging="360"/>
+        <w:ind w:left="870" w:hanging="360"/>
       </w:pPr>
       <w:rPr>
         <w:rFonts w:ascii="Arial" w:cs="Arial" w:eastAsia="Arial" w:hAnsi="Arial"/>
@@ -1751,7 +1689,7 @@
       <w:lvlText w:val="■"/>
       <w:lvlJc w:val="left"/>
       <w:pPr>
-        <w:ind w:left="1275" w:hanging="360"/>
+        <w:ind w:left="2160" w:hanging="360"/>
       </w:pPr>
       <w:rPr>
         <w:rFonts w:ascii="Arial" w:cs="Arial" w:eastAsia="Arial" w:hAnsi="Arial"/>
@@ -1945,7 +1883,7 @@
       <w:lvlText w:val="○"/>
       <w:lvlJc w:val="left"/>
       <w:pPr>
-        <w:ind w:left="870" w:hanging="360"/>
+        <w:ind w:left="1440" w:hanging="360"/>
       </w:pPr>
       <w:rPr>
         <w:rFonts w:ascii="Arial" w:cs="Arial" w:eastAsia="Arial" w:hAnsi="Arial"/>
@@ -1969,7 +1907,7 @@
       <w:lvlText w:val="■"/>
       <w:lvlJc w:val="left"/>
       <w:pPr>
-        <w:ind w:left="1275" w:hanging="360"/>
+        <w:ind w:left="2160" w:hanging="360"/>
       </w:pPr>
       <w:rPr>
         <w:rFonts w:ascii="Arial" w:cs="Arial" w:eastAsia="Arial" w:hAnsi="Arial"/>
@@ -2163,7 +2101,7 @@
       <w:lvlText w:val="○"/>
       <w:lvlJc w:val="left"/>
       <w:pPr>
-        <w:ind w:left="870" w:hanging="360"/>
+        <w:ind w:left="1440" w:hanging="360"/>
       </w:pPr>
       <w:rPr>
         <w:rFonts w:ascii="Arial" w:cs="Arial" w:eastAsia="Arial" w:hAnsi="Arial"/>
@@ -2187,7 +2125,7 @@
       <w:lvlText w:val="■"/>
       <w:lvlJc w:val="left"/>
       <w:pPr>
-        <w:ind w:left="1275" w:hanging="360"/>
+        <w:ind w:left="2160" w:hanging="360"/>
       </w:pPr>
       <w:rPr>
         <w:rFonts w:ascii="Arial" w:cs="Arial" w:eastAsia="Arial" w:hAnsi="Arial"/>
@@ -2381,7 +2319,7 @@
       <w:lvlText w:val="○"/>
       <w:lvlJc w:val="left"/>
       <w:pPr>
-        <w:ind w:left="870" w:hanging="360"/>
+        <w:ind w:left="1440" w:hanging="360"/>
       </w:pPr>
       <w:rPr>
         <w:rFonts w:ascii="Arial" w:cs="Arial" w:eastAsia="Arial" w:hAnsi="Arial"/>
@@ -2405,7 +2343,7 @@
       <w:lvlText w:val="■"/>
       <w:lvlJc w:val="left"/>
       <w:pPr>
-        <w:ind w:left="1275" w:hanging="360"/>
+        <w:ind w:left="2160" w:hanging="360"/>
       </w:pPr>
       <w:rPr>
         <w:rFonts w:ascii="Arial" w:cs="Arial" w:eastAsia="Arial" w:hAnsi="Arial"/>
@@ -2599,7 +2537,7 @@
       <w:lvlText w:val="○"/>
       <w:lvlJc w:val="left"/>
       <w:pPr>
-        <w:ind w:left="870" w:hanging="360"/>
+        <w:ind w:left="1440" w:hanging="360"/>
       </w:pPr>
       <w:rPr>
         <w:rFonts w:ascii="Arial" w:cs="Arial" w:eastAsia="Arial" w:hAnsi="Arial"/>
@@ -2817,7 +2755,7 @@
       <w:lvlText w:val="○"/>
       <w:lvlJc w:val="left"/>
       <w:pPr>
-        <w:ind w:left="870" w:hanging="360"/>
+        <w:ind w:left="1440" w:hanging="360"/>
       </w:pPr>
       <w:rPr>
         <w:rFonts w:ascii="Arial" w:cs="Arial" w:eastAsia="Arial" w:hAnsi="Arial"/>
@@ -3005,442 +2943,6 @@
     </w:lvl>
   </w:abstractNum>
   <w:abstractNum w:abstractNumId="8">
-    <w:lvl w:ilvl="0">
-      <w:start w:val="1"/>
-      <w:numFmt w:val="bullet"/>
-      <w:lvlText w:val="●"/>
-      <w:lvlJc w:val="left"/>
-      <w:pPr>
-        <w:ind w:left="465" w:hanging="360"/>
-      </w:pPr>
-      <w:rPr>
-        <w:rFonts w:ascii="Arial" w:cs="Arial" w:eastAsia="Arial" w:hAnsi="Arial"/>
-        <w:b w:val="0"/>
-        <w:bCs w:val="0"/>
-        <w:i w:val="0"/>
-        <w:iCs w:val="0"/>
-        <w:smallCaps w:val="0"/>
-        <w:strike w:val="0"/>
-        <w:color w:val="000000"/>
-        <w:sz w:val="22"/>
-        <w:szCs w:val="22"/>
-        <w:u w:val="none"/>
-        <w:shd w:fill="auto" w:val="clear"/>
-        <w:vertAlign w:val="baseline"/>
-      </w:rPr>
-    </w:lvl>
-    <w:lvl w:ilvl="1">
-      <w:start w:val="1"/>
-      <w:numFmt w:val="bullet"/>
-      <w:lvlText w:val="○"/>
-      <w:lvlJc w:val="left"/>
-      <w:pPr>
-        <w:ind w:left="870" w:hanging="360"/>
-      </w:pPr>
-      <w:rPr>
-        <w:rFonts w:ascii="Arial" w:cs="Arial" w:eastAsia="Arial" w:hAnsi="Arial"/>
-        <w:b w:val="0"/>
-        <w:bCs w:val="0"/>
-        <w:i w:val="0"/>
-        <w:iCs w:val="0"/>
-        <w:smallCaps w:val="0"/>
-        <w:strike w:val="0"/>
-        <w:color w:val="000000"/>
-        <w:sz w:val="22"/>
-        <w:szCs w:val="22"/>
-        <w:u w:val="none"/>
-        <w:shd w:fill="auto" w:val="clear"/>
-        <w:vertAlign w:val="baseline"/>
-      </w:rPr>
-    </w:lvl>
-    <w:lvl w:ilvl="2">
-      <w:start w:val="1"/>
-      <w:numFmt w:val="bullet"/>
-      <w:lvlText w:val="■"/>
-      <w:lvlJc w:val="left"/>
-      <w:pPr>
-        <w:ind w:left="2160" w:hanging="360"/>
-      </w:pPr>
-      <w:rPr>
-        <w:rFonts w:ascii="Arial" w:cs="Arial" w:eastAsia="Arial" w:hAnsi="Arial"/>
-        <w:b w:val="0"/>
-        <w:bCs w:val="0"/>
-        <w:i w:val="0"/>
-        <w:iCs w:val="0"/>
-        <w:smallCaps w:val="0"/>
-        <w:strike w:val="0"/>
-        <w:color w:val="000000"/>
-        <w:sz w:val="22"/>
-        <w:szCs w:val="22"/>
-        <w:u w:val="none"/>
-        <w:shd w:fill="auto" w:val="clear"/>
-        <w:vertAlign w:val="baseline"/>
-      </w:rPr>
-    </w:lvl>
-    <w:lvl w:ilvl="3">
-      <w:start w:val="1"/>
-      <w:numFmt w:val="bullet"/>
-      <w:lvlText w:val="■"/>
-      <w:lvlJc w:val="left"/>
-      <w:pPr>
-        <w:ind w:left="2880" w:hanging="360"/>
-      </w:pPr>
-      <w:rPr>
-        <w:rFonts w:ascii="Arial" w:cs="Arial" w:eastAsia="Arial" w:hAnsi="Arial"/>
-        <w:b w:val="0"/>
-        <w:bCs w:val="0"/>
-        <w:i w:val="0"/>
-        <w:iCs w:val="0"/>
-        <w:smallCaps w:val="0"/>
-        <w:strike w:val="0"/>
-        <w:color w:val="000000"/>
-        <w:sz w:val="22"/>
-        <w:szCs w:val="22"/>
-        <w:u w:val="none"/>
-        <w:shd w:fill="auto" w:val="clear"/>
-        <w:vertAlign w:val="baseline"/>
-      </w:rPr>
-    </w:lvl>
-    <w:lvl w:ilvl="4">
-      <w:start w:val="1"/>
-      <w:numFmt w:val="bullet"/>
-      <w:lvlText w:val="■"/>
-      <w:lvlJc w:val="left"/>
-      <w:pPr>
-        <w:ind w:left="3600" w:hanging="360"/>
-      </w:pPr>
-      <w:rPr>
-        <w:rFonts w:ascii="Arial" w:cs="Arial" w:eastAsia="Arial" w:hAnsi="Arial"/>
-        <w:b w:val="0"/>
-        <w:bCs w:val="0"/>
-        <w:i w:val="0"/>
-        <w:iCs w:val="0"/>
-        <w:smallCaps w:val="0"/>
-        <w:strike w:val="0"/>
-        <w:color w:val="000000"/>
-        <w:sz w:val="22"/>
-        <w:szCs w:val="22"/>
-        <w:u w:val="none"/>
-        <w:shd w:fill="auto" w:val="clear"/>
-        <w:vertAlign w:val="baseline"/>
-      </w:rPr>
-    </w:lvl>
-    <w:lvl w:ilvl="5">
-      <w:start w:val="1"/>
-      <w:numFmt w:val="bullet"/>
-      <w:lvlText w:val="■"/>
-      <w:lvlJc w:val="left"/>
-      <w:pPr>
-        <w:ind w:left="4320" w:hanging="360"/>
-      </w:pPr>
-      <w:rPr>
-        <w:rFonts w:ascii="Arial" w:cs="Arial" w:eastAsia="Arial" w:hAnsi="Arial"/>
-        <w:b w:val="0"/>
-        <w:bCs w:val="0"/>
-        <w:i w:val="0"/>
-        <w:iCs w:val="0"/>
-        <w:smallCaps w:val="0"/>
-        <w:strike w:val="0"/>
-        <w:color w:val="000000"/>
-        <w:sz w:val="22"/>
-        <w:szCs w:val="22"/>
-        <w:u w:val="none"/>
-        <w:shd w:fill="auto" w:val="clear"/>
-        <w:vertAlign w:val="baseline"/>
-      </w:rPr>
-    </w:lvl>
-    <w:lvl w:ilvl="6">
-      <w:start w:val="1"/>
-      <w:numFmt w:val="bullet"/>
-      <w:lvlText w:val="■"/>
-      <w:lvlJc w:val="left"/>
-      <w:pPr>
-        <w:ind w:left="5040" w:hanging="360"/>
-      </w:pPr>
-      <w:rPr>
-        <w:rFonts w:ascii="Arial" w:cs="Arial" w:eastAsia="Arial" w:hAnsi="Arial"/>
-        <w:b w:val="0"/>
-        <w:bCs w:val="0"/>
-        <w:i w:val="0"/>
-        <w:iCs w:val="0"/>
-        <w:smallCaps w:val="0"/>
-        <w:strike w:val="0"/>
-        <w:color w:val="000000"/>
-        <w:sz w:val="22"/>
-        <w:szCs w:val="22"/>
-        <w:u w:val="none"/>
-        <w:shd w:fill="auto" w:val="clear"/>
-        <w:vertAlign w:val="baseline"/>
-      </w:rPr>
-    </w:lvl>
-    <w:lvl w:ilvl="7">
-      <w:start w:val="1"/>
-      <w:numFmt w:val="bullet"/>
-      <w:lvlText w:val="■"/>
-      <w:lvlJc w:val="left"/>
-      <w:pPr>
-        <w:ind w:left="5760" w:hanging="360"/>
-      </w:pPr>
-      <w:rPr>
-        <w:rFonts w:ascii="Arial" w:cs="Arial" w:eastAsia="Arial" w:hAnsi="Arial"/>
-        <w:b w:val="0"/>
-        <w:bCs w:val="0"/>
-        <w:i w:val="0"/>
-        <w:iCs w:val="0"/>
-        <w:smallCaps w:val="0"/>
-        <w:strike w:val="0"/>
-        <w:color w:val="000000"/>
-        <w:sz w:val="22"/>
-        <w:szCs w:val="22"/>
-        <w:u w:val="none"/>
-        <w:shd w:fill="auto" w:val="clear"/>
-        <w:vertAlign w:val="baseline"/>
-      </w:rPr>
-    </w:lvl>
-    <w:lvl w:ilvl="8">
-      <w:start w:val="1"/>
-      <w:numFmt w:val="bullet"/>
-      <w:lvlText w:val="■"/>
-      <w:lvlJc w:val="left"/>
-      <w:pPr>
-        <w:ind w:left="6480" w:hanging="360"/>
-      </w:pPr>
-      <w:rPr>
-        <w:rFonts w:ascii="Arial" w:cs="Arial" w:eastAsia="Arial" w:hAnsi="Arial"/>
-        <w:b w:val="0"/>
-        <w:bCs w:val="0"/>
-        <w:i w:val="0"/>
-        <w:iCs w:val="0"/>
-        <w:smallCaps w:val="0"/>
-        <w:strike w:val="0"/>
-        <w:color w:val="000000"/>
-        <w:sz w:val="22"/>
-        <w:szCs w:val="22"/>
-        <w:u w:val="none"/>
-        <w:shd w:fill="auto" w:val="clear"/>
-        <w:vertAlign w:val="baseline"/>
-      </w:rPr>
-    </w:lvl>
-  </w:abstractNum>
-  <w:abstractNum w:abstractNumId="9">
-    <w:lvl w:ilvl="0">
-      <w:start w:val="1"/>
-      <w:numFmt w:val="bullet"/>
-      <w:lvlText w:val="●"/>
-      <w:lvlJc w:val="left"/>
-      <w:pPr>
-        <w:ind w:left="465" w:hanging="360"/>
-      </w:pPr>
-      <w:rPr>
-        <w:rFonts w:ascii="Arial" w:cs="Arial" w:eastAsia="Arial" w:hAnsi="Arial"/>
-        <w:b w:val="0"/>
-        <w:bCs w:val="0"/>
-        <w:i w:val="0"/>
-        <w:iCs w:val="0"/>
-        <w:smallCaps w:val="0"/>
-        <w:strike w:val="0"/>
-        <w:color w:val="000000"/>
-        <w:sz w:val="22"/>
-        <w:szCs w:val="22"/>
-        <w:u w:val="none"/>
-        <w:shd w:fill="auto" w:val="clear"/>
-        <w:vertAlign w:val="baseline"/>
-      </w:rPr>
-    </w:lvl>
-    <w:lvl w:ilvl="1">
-      <w:start w:val="1"/>
-      <w:numFmt w:val="bullet"/>
-      <w:lvlText w:val="○"/>
-      <w:lvlJc w:val="left"/>
-      <w:pPr>
-        <w:ind w:left="870" w:hanging="360"/>
-      </w:pPr>
-      <w:rPr>
-        <w:rFonts w:ascii="Arial" w:cs="Arial" w:eastAsia="Arial" w:hAnsi="Arial"/>
-        <w:b w:val="0"/>
-        <w:bCs w:val="0"/>
-        <w:i w:val="0"/>
-        <w:iCs w:val="0"/>
-        <w:smallCaps w:val="0"/>
-        <w:strike w:val="0"/>
-        <w:color w:val="000000"/>
-        <w:sz w:val="22"/>
-        <w:szCs w:val="22"/>
-        <w:u w:val="none"/>
-        <w:shd w:fill="auto" w:val="clear"/>
-        <w:vertAlign w:val="baseline"/>
-      </w:rPr>
-    </w:lvl>
-    <w:lvl w:ilvl="2">
-      <w:start w:val="1"/>
-      <w:numFmt w:val="bullet"/>
-      <w:lvlText w:val="■"/>
-      <w:lvlJc w:val="left"/>
-      <w:pPr>
-        <w:ind w:left="2160" w:hanging="360"/>
-      </w:pPr>
-      <w:rPr>
-        <w:rFonts w:ascii="Arial" w:cs="Arial" w:eastAsia="Arial" w:hAnsi="Arial"/>
-        <w:b w:val="0"/>
-        <w:bCs w:val="0"/>
-        <w:i w:val="0"/>
-        <w:iCs w:val="0"/>
-        <w:smallCaps w:val="0"/>
-        <w:strike w:val="0"/>
-        <w:color w:val="000000"/>
-        <w:sz w:val="22"/>
-        <w:szCs w:val="22"/>
-        <w:u w:val="none"/>
-        <w:shd w:fill="auto" w:val="clear"/>
-        <w:vertAlign w:val="baseline"/>
-      </w:rPr>
-    </w:lvl>
-    <w:lvl w:ilvl="3">
-      <w:start w:val="1"/>
-      <w:numFmt w:val="bullet"/>
-      <w:lvlText w:val="■"/>
-      <w:lvlJc w:val="left"/>
-      <w:pPr>
-        <w:ind w:left="2880" w:hanging="360"/>
-      </w:pPr>
-      <w:rPr>
-        <w:rFonts w:ascii="Arial" w:cs="Arial" w:eastAsia="Arial" w:hAnsi="Arial"/>
-        <w:b w:val="0"/>
-        <w:bCs w:val="0"/>
-        <w:i w:val="0"/>
-        <w:iCs w:val="0"/>
-        <w:smallCaps w:val="0"/>
-        <w:strike w:val="0"/>
-        <w:color w:val="000000"/>
-        <w:sz w:val="22"/>
-        <w:szCs w:val="22"/>
-        <w:u w:val="none"/>
-        <w:shd w:fill="auto" w:val="clear"/>
-        <w:vertAlign w:val="baseline"/>
-      </w:rPr>
-    </w:lvl>
-    <w:lvl w:ilvl="4">
-      <w:start w:val="1"/>
-      <w:numFmt w:val="bullet"/>
-      <w:lvlText w:val="■"/>
-      <w:lvlJc w:val="left"/>
-      <w:pPr>
-        <w:ind w:left="3600" w:hanging="360"/>
-      </w:pPr>
-      <w:rPr>
-        <w:rFonts w:ascii="Arial" w:cs="Arial" w:eastAsia="Arial" w:hAnsi="Arial"/>
-        <w:b w:val="0"/>
-        <w:bCs w:val="0"/>
-        <w:i w:val="0"/>
-        <w:iCs w:val="0"/>
-        <w:smallCaps w:val="0"/>
-        <w:strike w:val="0"/>
-        <w:color w:val="000000"/>
-        <w:sz w:val="22"/>
-        <w:szCs w:val="22"/>
-        <w:u w:val="none"/>
-        <w:shd w:fill="auto" w:val="clear"/>
-        <w:vertAlign w:val="baseline"/>
-      </w:rPr>
-    </w:lvl>
-    <w:lvl w:ilvl="5">
-      <w:start w:val="1"/>
-      <w:numFmt w:val="bullet"/>
-      <w:lvlText w:val="■"/>
-      <w:lvlJc w:val="left"/>
-      <w:pPr>
-        <w:ind w:left="4320" w:hanging="360"/>
-      </w:pPr>
-      <w:rPr>
-        <w:rFonts w:ascii="Arial" w:cs="Arial" w:eastAsia="Arial" w:hAnsi="Arial"/>
-        <w:b w:val="0"/>
-        <w:bCs w:val="0"/>
-        <w:i w:val="0"/>
-        <w:iCs w:val="0"/>
-        <w:smallCaps w:val="0"/>
-        <w:strike w:val="0"/>
-        <w:color w:val="000000"/>
-        <w:sz w:val="22"/>
-        <w:szCs w:val="22"/>
-        <w:u w:val="none"/>
-        <w:shd w:fill="auto" w:val="clear"/>
-        <w:vertAlign w:val="baseline"/>
-      </w:rPr>
-    </w:lvl>
-    <w:lvl w:ilvl="6">
-      <w:start w:val="1"/>
-      <w:numFmt w:val="bullet"/>
-      <w:lvlText w:val="■"/>
-      <w:lvlJc w:val="left"/>
-      <w:pPr>
-        <w:ind w:left="5040" w:hanging="360"/>
-      </w:pPr>
-      <w:rPr>
-        <w:rFonts w:ascii="Arial" w:cs="Arial" w:eastAsia="Arial" w:hAnsi="Arial"/>
-        <w:b w:val="0"/>
-        <w:bCs w:val="0"/>
-        <w:i w:val="0"/>
-        <w:iCs w:val="0"/>
-        <w:smallCaps w:val="0"/>
-        <w:strike w:val="0"/>
-        <w:color w:val="000000"/>
-        <w:sz w:val="22"/>
-        <w:szCs w:val="22"/>
-        <w:u w:val="none"/>
-        <w:shd w:fill="auto" w:val="clear"/>
-        <w:vertAlign w:val="baseline"/>
-      </w:rPr>
-    </w:lvl>
-    <w:lvl w:ilvl="7">
-      <w:start w:val="1"/>
-      <w:numFmt w:val="bullet"/>
-      <w:lvlText w:val="■"/>
-      <w:lvlJc w:val="left"/>
-      <w:pPr>
-        <w:ind w:left="5760" w:hanging="360"/>
-      </w:pPr>
-      <w:rPr>
-        <w:rFonts w:ascii="Arial" w:cs="Arial" w:eastAsia="Arial" w:hAnsi="Arial"/>
-        <w:b w:val="0"/>
-        <w:bCs w:val="0"/>
-        <w:i w:val="0"/>
-        <w:iCs w:val="0"/>
-        <w:smallCaps w:val="0"/>
-        <w:strike w:val="0"/>
-        <w:color w:val="000000"/>
-        <w:sz w:val="22"/>
-        <w:szCs w:val="22"/>
-        <w:u w:val="none"/>
-        <w:shd w:fill="auto" w:val="clear"/>
-        <w:vertAlign w:val="baseline"/>
-      </w:rPr>
-    </w:lvl>
-    <w:lvl w:ilvl="8">
-      <w:start w:val="1"/>
-      <w:numFmt w:val="bullet"/>
-      <w:lvlText w:val="■"/>
-      <w:lvlJc w:val="left"/>
-      <w:pPr>
-        <w:ind w:left="6480" w:hanging="360"/>
-      </w:pPr>
-      <w:rPr>
-        <w:rFonts w:ascii="Arial" w:cs="Arial" w:eastAsia="Arial" w:hAnsi="Arial"/>
-        <w:b w:val="0"/>
-        <w:bCs w:val="0"/>
-        <w:i w:val="0"/>
-        <w:iCs w:val="0"/>
-        <w:smallCaps w:val="0"/>
-        <w:strike w:val="0"/>
-        <w:color w:val="000000"/>
-        <w:sz w:val="22"/>
-        <w:szCs w:val="22"/>
-        <w:u w:val="none"/>
-        <w:shd w:fill="auto" w:val="clear"/>
-        <w:vertAlign w:val="baseline"/>
-      </w:rPr>
-    </w:lvl>
-  </w:abstractNum>
-  <w:abstractNum w:abstractNumId="10">
     <w:lvl w:ilvl="0">
       <w:start w:val="1"/>
       <w:numFmt w:val="bullet"/>
@@ -3681,12 +3183,6 @@
   </w:num>
   <w:num w:numId="8">
     <w:abstractNumId w:val="8"/>
-  </w:num>
-  <w:num w:numId="9">
-    <w:abstractNumId w:val="9"/>
-  </w:num>
-  <w:num w:numId="10">
-    <w:abstractNumId w:val="10"/>
   </w:num>
 </w:numbering>
 </file>
